--- a/templates_word/conventiona3p.docx
+++ b/templates_word/conventiona3p.docx
@@ -1,6 +1,6 @@
 
 <file path=word/document.xml><?xml version="1.0" encoding="utf-8"?>
-<w:document xmlns:wpc="http://schemas.microsoft.com/office/word/2010/wordprocessingCanvas" xmlns:cx="http://schemas.microsoft.com/office/drawing/2014/chartex" xmlns:cx1="http://schemas.microsoft.com/office/drawing/2015/9/8/chartex" xmlns:cx2="http://schemas.microsoft.com/office/drawing/2015/10/21/chartex" xmlns:cx3="http://schemas.microsoft.com/office/drawing/2016/5/9/chartex" xmlns:cx4="http://schemas.microsoft.com/office/drawing/2016/5/10/chartex" xmlns:cx5="http://schemas.microsoft.com/office/drawing/2016/5/11/chartex" xmlns:cx6="http://schemas.microsoft.com/office/drawing/2016/5/12/chartex" xmlns:cx7="http://schemas.microsoft.com/office/drawing/2016/5/13/chartex" xmlns:cx8="http://schemas.microsoft.com/office/drawing/2016/5/14/chartex" xmlns:mc="http://schemas.openxmlformats.org/markup-compatibility/2006" xmlns:aink="http://schemas.microsoft.com/office/drawing/2016/ink" xmlns:am3d="http://schemas.microsoft.com/office/drawing/2017/model3d" xmlns:o="urn:schemas-microsoft-com:office:office" xmlns:oel="http://schemas.microsoft.com/office/2019/extlst" xmlns:r="http://schemas.openxmlformats.org/officeDocument/2006/relationships" xmlns:m="http://schemas.openxmlformats.org/officeDocument/2006/math" xmlns:v="urn:schemas-microsoft-com:vml" xmlns:wp14="http://schemas.microsoft.com/office/word/2010/wordprocessingDrawing" xmlns:wp="http://schemas.openxmlformats.org/drawingml/2006/wordprocessingDrawing" xmlns:w10="urn:schemas-microsoft-com:office:word" xmlns:w="http://schemas.openxmlformats.org/wordprocessingml/2006/main" xmlns:w14="http://schemas.microsoft.com/office/word/2010/wordml" xmlns:w15="http://schemas.microsoft.com/office/word/2012/wordml" xmlns:w16cex="http://schemas.microsoft.com/office/word/2018/wordml/cex" xmlns:w16cid="http://schemas.microsoft.com/office/word/2016/wordml/cid" xmlns:w16="http://schemas.microsoft.com/office/word/2018/wordml" xmlns:w16du="http://schemas.microsoft.com/office/word/2023/wordml/word16du" xmlns:w16sdtdh="http://schemas.microsoft.com/office/word/2020/wordml/sdtdatahash" xmlns:w16sdtfl="http://schemas.microsoft.com/office/word/2024/wordml/sdtformatlock" xmlns:w16se="http://schemas.microsoft.com/office/word/2015/wordml/symex" xmlns:wpg="http://schemas.microsoft.com/office/word/2010/wordprocessingGroup" xmlns:wpi="http://schemas.microsoft.com/office/word/2010/wordprocessingInk" xmlns:wne="http://schemas.microsoft.com/office/word/2006/wordml" xmlns:wps="http://schemas.microsoft.com/office/word/2010/wordprocessingShape" mc:Ignorable="w14 w15 w16se w16cid w16 w16cex w16sdtdh w16sdtfl w16du wp14">
+<w:document xmlns:wpc="http://schemas.microsoft.com/office/word/2010/wordprocessingCanvas" xmlns:cx="http://schemas.microsoft.com/office/drawing/2014/chartex" xmlns:cx1="http://schemas.microsoft.com/office/drawing/2015/9/8/chartex" xmlns:cx2="http://schemas.microsoft.com/office/drawing/2015/10/21/chartex" xmlns:cx3="http://schemas.microsoft.com/office/drawing/2016/5/9/chartex" xmlns:cx4="http://schemas.microsoft.com/office/drawing/2016/5/10/chartex" xmlns:cx5="http://schemas.microsoft.com/office/drawing/2016/5/11/chartex" xmlns:cx6="http://schemas.microsoft.com/office/drawing/2016/5/12/chartex" xmlns:cx7="http://schemas.microsoft.com/office/drawing/2016/5/13/chartex" xmlns:cx8="http://schemas.microsoft.com/office/drawing/2016/5/14/chartex" xmlns:mc="http://schemas.openxmlformats.org/markup-compatibility/2006" xmlns:m="http://schemas.openxmlformats.org/officeDocument/2006/math" xmlns:aink="http://schemas.microsoft.com/office/drawing/2016/ink" xmlns:am3d="http://schemas.microsoft.com/office/drawing/2017/model3d" xmlns:oel="http://schemas.microsoft.com/office/2019/extlst" xmlns:r="http://schemas.openxmlformats.org/officeDocument/2006/relationships" xmlns:wp14="http://schemas.microsoft.com/office/word/2010/wordprocessingDrawing" xmlns:wp="http://schemas.openxmlformats.org/drawingml/2006/wordprocessingDrawing" xmlns:wpg="http://schemas.microsoft.com/office/word/2010/wordprocessingGroup" xmlns:wpi="http://schemas.microsoft.com/office/word/2010/wordprocessingInk" xmlns:wps="http://schemas.microsoft.com/office/word/2010/wordprocessingShape" xmlns:o="urn:schemas-microsoft-com:office:office" xmlns:v="urn:schemas-microsoft-com:vml" xmlns:w10="urn:schemas-microsoft-com:office:word" xmlns:w="http://schemas.openxmlformats.org/wordprocessingml/2006/main" xmlns:w14="http://schemas.microsoft.com/office/word/2010/wordml" xmlns:w15="http://schemas.microsoft.com/office/word/2012/wordml" xmlns:w16cei="http://schemas.microsoft.com/office/word/2026/wordml/cei" xmlns:w16cex="http://schemas.microsoft.com/office/word/2018/wordml/cex" xmlns:w16cid="http://schemas.microsoft.com/office/word/2016/wordml/cid" xmlns:w16="http://schemas.microsoft.com/office/word/2018/wordml" xmlns:w16sdtdh="http://schemas.microsoft.com/office/word/2020/wordml/sdtdatahash" xmlns:w16sdtfl="http://schemas.microsoft.com/office/word/2024/wordml/sdtformatlock" xmlns:w16se="http://schemas.microsoft.com/office/word/2015/wordml/symex" xmlns:w16du="http://schemas.microsoft.com/office/word/2023/wordml/word16du" xmlns:wne="http://schemas.microsoft.com/office/word/2006/wordml" mc:Ignorable="w14 w15 w16se w16cid w16 w16cex w16sdtdh w16sdtfl w16du wp14">
   <w:body>
     <w:p/>
     <w:tbl>
@@ -108,7 +108,23 @@
           <w:i/>
           <w:sz w:val="21"/>
         </w:rPr>
-        <w:t>(ci-après nommé l’organisme de formation)</w:t>
+        <w:t>(</w:t>
+      </w:r>
+      <w:proofErr w:type="gramStart"/>
+      <w:r>
+        <w:rPr>
+          <w:i/>
+          <w:sz w:val="21"/>
+        </w:rPr>
+        <w:t>ci</w:t>
+      </w:r>
+      <w:proofErr w:type="gramEnd"/>
+      <w:r>
+        <w:rPr>
+          <w:i/>
+          <w:sz w:val="21"/>
+        </w:rPr>
+        <w:t>-après nommé l’organisme de formation)</w:t>
       </w:r>
     </w:p>
     <w:p>
@@ -124,7 +140,23 @@
           <w:color w:val="000000" w:themeColor="text1"/>
           <w:sz w:val="21"/>
         </w:rPr>
-        <w:t>54 chemin du Carreou 83480 PUGET SUR ARGENS</w:t>
+        <w:t xml:space="preserve">54 chemin du </w:t>
+      </w:r>
+      <w:proofErr w:type="spellStart"/>
+      <w:r>
+        <w:rPr>
+          <w:color w:val="000000" w:themeColor="text1"/>
+          <w:sz w:val="21"/>
+        </w:rPr>
+        <w:t>Carreou</w:t>
+      </w:r>
+      <w:proofErr w:type="spellEnd"/>
+      <w:r>
+        <w:rPr>
+          <w:color w:val="000000" w:themeColor="text1"/>
+          <w:sz w:val="21"/>
+        </w:rPr>
+        <w:t xml:space="preserve"> 83480 PUGET SUR ARGENS</w:t>
       </w:r>
     </w:p>
     <w:p>
@@ -180,7 +212,21 @@
         <w:rPr>
           <w:b/>
         </w:rPr>
-        <w:t>Intégrale Academy - Intégrale Sécurité Formations, centre de formation agréé :</w:t>
+        <w:t xml:space="preserve">Intégrale </w:t>
+      </w:r>
+      <w:proofErr w:type="spellStart"/>
+      <w:r>
+        <w:rPr>
+          <w:b/>
+        </w:rPr>
+        <w:t>Academy</w:t>
+      </w:r>
+      <w:proofErr w:type="spellEnd"/>
+      <w:r>
+        <w:rPr>
+          <w:b/>
+        </w:rPr>
+        <w:t xml:space="preserve"> - Intégrale Sécurité Formations, centre de formation agréé :</w:t>
       </w:r>
     </w:p>
     <w:p>
@@ -194,7 +240,23 @@
         <w:jc w:val="both"/>
       </w:pPr>
       <w:r>
-        <w:t>CFA immatriculé par le Ministère de l’éducation nationale n°UAI 0831774,</w:t>
+        <w:t xml:space="preserve">CFA immatriculé par le </w:t>
+      </w:r>
+      <w:proofErr w:type="gramStart"/>
+      <w:r>
+        <w:t>Ministère de l’éducation</w:t>
+      </w:r>
+      <w:proofErr w:type="gramEnd"/>
+      <w:r>
+        <w:t xml:space="preserve"> nationale </w:t>
+      </w:r>
+      <w:proofErr w:type="spellStart"/>
+      <w:r>
+        <w:t>n°UAI</w:t>
+      </w:r>
+      <w:proofErr w:type="spellEnd"/>
+      <w:r>
+        <w:t xml:space="preserve"> 0831774,</w:t>
       </w:r>
     </w:p>
     <w:p>
@@ -337,6 +399,7 @@
               </w:rPr>
               <w:t xml:space="preserve">Et le stagiaire : </w:t>
             </w:r>
+            <w:proofErr w:type="gramStart"/>
             <w:r>
               <w:rPr>
                 <w:b/>
@@ -344,7 +407,57 @@
                 <w:sz w:val="24"/>
                 <w:szCs w:val="28"/>
               </w:rPr>
-              <w:t>{{ nom_complet }}</w:t>
+              <w:t xml:space="preserve">{{ </w:t>
+            </w:r>
+            <w:proofErr w:type="spellStart"/>
+            <w:r>
+              <w:rPr>
+                <w:b/>
+                <w:color w:val="0033A0"/>
+                <w:sz w:val="24"/>
+                <w:szCs w:val="28"/>
+              </w:rPr>
+              <w:t>nom</w:t>
+            </w:r>
+            <w:proofErr w:type="gramEnd"/>
+            <w:r>
+              <w:rPr>
+                <w:b/>
+                <w:color w:val="0033A0"/>
+                <w:sz w:val="24"/>
+                <w:szCs w:val="28"/>
+              </w:rPr>
+              <w:t>_</w:t>
+            </w:r>
+            <w:proofErr w:type="gramStart"/>
+            <w:r>
+              <w:rPr>
+                <w:b/>
+                <w:color w:val="0033A0"/>
+                <w:sz w:val="24"/>
+                <w:szCs w:val="28"/>
+              </w:rPr>
+              <w:t>complet</w:t>
+            </w:r>
+            <w:proofErr w:type="spellEnd"/>
+            <w:r>
+              <w:rPr>
+                <w:b/>
+                <w:color w:val="0033A0"/>
+                <w:sz w:val="24"/>
+                <w:szCs w:val="28"/>
+              </w:rPr>
+              <w:t xml:space="preserve"> }</w:t>
+            </w:r>
+            <w:proofErr w:type="gramEnd"/>
+            <w:r>
+              <w:rPr>
+                <w:b/>
+                <w:color w:val="0033A0"/>
+                <w:sz w:val="24"/>
+                <w:szCs w:val="28"/>
+              </w:rPr>
+              <w:t>}</w:t>
             </w:r>
             <w:r>
               <w:rPr>
@@ -353,13 +466,59 @@
               </w:rPr>
               <w:t xml:space="preserve">, </w:t>
             </w:r>
+            <w:proofErr w:type="gramStart"/>
             <w:r>
               <w:rPr>
                 <w:color w:val="0033A0"/>
                 <w:sz w:val="24"/>
                 <w:szCs w:val="28"/>
               </w:rPr>
-              <w:t>{{ code_postal }}</w:t>
+              <w:t xml:space="preserve">{{ </w:t>
+            </w:r>
+            <w:proofErr w:type="spellStart"/>
+            <w:r>
+              <w:rPr>
+                <w:color w:val="0033A0"/>
+                <w:sz w:val="24"/>
+                <w:szCs w:val="28"/>
+              </w:rPr>
+              <w:t>code</w:t>
+            </w:r>
+            <w:proofErr w:type="gramEnd"/>
+            <w:r>
+              <w:rPr>
+                <w:color w:val="0033A0"/>
+                <w:sz w:val="24"/>
+                <w:szCs w:val="28"/>
+              </w:rPr>
+              <w:t>_</w:t>
+            </w:r>
+            <w:proofErr w:type="gramStart"/>
+            <w:r>
+              <w:rPr>
+                <w:color w:val="0033A0"/>
+                <w:sz w:val="24"/>
+                <w:szCs w:val="28"/>
+              </w:rPr>
+              <w:t>postal</w:t>
+            </w:r>
+            <w:proofErr w:type="spellEnd"/>
+            <w:r>
+              <w:rPr>
+                <w:color w:val="0033A0"/>
+                <w:sz w:val="24"/>
+                <w:szCs w:val="28"/>
+              </w:rPr>
+              <w:t xml:space="preserve"> }</w:t>
+            </w:r>
+            <w:proofErr w:type="gramEnd"/>
+            <w:r>
+              <w:rPr>
+                <w:color w:val="0033A0"/>
+                <w:sz w:val="24"/>
+                <w:szCs w:val="28"/>
+              </w:rPr>
+              <w:t>}</w:t>
             </w:r>
             <w:r>
               <w:rPr>
@@ -368,13 +527,23 @@
               </w:rPr>
               <w:t xml:space="preserve"> </w:t>
             </w:r>
+            <w:proofErr w:type="gramStart"/>
             <w:r>
               <w:rPr>
                 <w:color w:val="0033A0"/>
                 <w:sz w:val="24"/>
                 <w:szCs w:val="28"/>
               </w:rPr>
-              <w:t>{{ ville }}</w:t>
+              <w:t>{{ ville</w:t>
+            </w:r>
+            <w:proofErr w:type="gramEnd"/>
+            <w:r>
+              <w:rPr>
+                <w:color w:val="0033A0"/>
+                <w:sz w:val="24"/>
+                <w:szCs w:val="28"/>
+              </w:rPr>
+              <w:t xml:space="preserve"> }}</w:t>
             </w:r>
           </w:p>
         </w:tc>
@@ -395,7 +564,25 @@
           <w:sz w:val="24"/>
           <w:szCs w:val="28"/>
         </w:rPr>
-        <w:t>(ci-après nommé le stagiaire)</w:t>
+        <w:t>(</w:t>
+      </w:r>
+      <w:proofErr w:type="gramStart"/>
+      <w:r>
+        <w:rPr>
+          <w:i/>
+          <w:sz w:val="24"/>
+          <w:szCs w:val="28"/>
+        </w:rPr>
+        <w:t>ci</w:t>
+      </w:r>
+      <w:proofErr w:type="gramEnd"/>
+      <w:r>
+        <w:rPr>
+          <w:i/>
+          <w:sz w:val="24"/>
+          <w:szCs w:val="28"/>
+        </w:rPr>
+        <w:t>-après nommé le stagiaire)</w:t>
       </w:r>
     </w:p>
     <w:p>
@@ -680,11 +867,47 @@
         </w:rPr>
         <w:t xml:space="preserve">Période de formation : </w:t>
       </w:r>
+      <w:proofErr w:type="gramStart"/>
       <w:r>
         <w:rPr>
           <w:bCs/>
         </w:rPr>
-        <w:t>{{ periode_formation }}</w:t>
+        <w:t xml:space="preserve">{{ </w:t>
+      </w:r>
+      <w:proofErr w:type="spellStart"/>
+      <w:r>
+        <w:rPr>
+          <w:bCs/>
+        </w:rPr>
+        <w:t>periode</w:t>
+      </w:r>
+      <w:proofErr w:type="gramEnd"/>
+      <w:r>
+        <w:rPr>
+          <w:bCs/>
+        </w:rPr>
+        <w:t>_</w:t>
+      </w:r>
+      <w:proofErr w:type="gramStart"/>
+      <w:r>
+        <w:rPr>
+          <w:bCs/>
+        </w:rPr>
+        <w:t>formation</w:t>
+      </w:r>
+      <w:proofErr w:type="spellEnd"/>
+      <w:r>
+        <w:rPr>
+          <w:bCs/>
+        </w:rPr>
+        <w:t xml:space="preserve"> }</w:t>
+      </w:r>
+      <w:proofErr w:type="gramEnd"/>
+      <w:r>
+        <w:rPr>
+          <w:bCs/>
+        </w:rPr>
+        <w:t>}</w:t>
       </w:r>
     </w:p>
     <w:p>
@@ -704,7 +927,35 @@
         <w:rPr>
           <w:bCs/>
         </w:rPr>
-        <w:t>Intégrale Academy – 54 chemin du Carreou 83480 PUGET SUR ARGENS</w:t>
+        <w:t xml:space="preserve">Intégrale </w:t>
+      </w:r>
+      <w:proofErr w:type="spellStart"/>
+      <w:r>
+        <w:rPr>
+          <w:bCs/>
+        </w:rPr>
+        <w:t>Academy</w:t>
+      </w:r>
+      <w:proofErr w:type="spellEnd"/>
+      <w:r>
+        <w:rPr>
+          <w:bCs/>
+        </w:rPr>
+        <w:t xml:space="preserve"> – 54 chemin du </w:t>
+      </w:r>
+      <w:proofErr w:type="spellStart"/>
+      <w:r>
+        <w:rPr>
+          <w:bCs/>
+        </w:rPr>
+        <w:t>Carreou</w:t>
+      </w:r>
+      <w:proofErr w:type="spellEnd"/>
+      <w:r>
+        <w:rPr>
+          <w:bCs/>
+        </w:rPr>
+        <w:t xml:space="preserve"> 83480 PUGET SUR ARGENS</w:t>
       </w:r>
     </w:p>
     <w:p>
@@ -779,7 +1030,15 @@
         <w:jc w:val="both"/>
       </w:pPr>
       <w:r>
-        <w:t>• Autorisation préalable du CNAPS (Ministère de l'intérieur) ou carte professionnelle en cours de validité</w:t>
+        <w:t>• Autorisation préalable du CNAPS (</w:t>
+      </w:r>
+      <w:proofErr w:type="gramStart"/>
+      <w:r>
+        <w:t>Ministère de l'intérieur</w:t>
+      </w:r>
+      <w:proofErr w:type="gramEnd"/>
+      <w:r>
+        <w:t>) ou carte professionnelle en cours de validité</w:t>
       </w:r>
     </w:p>
     <w:p>
@@ -824,12 +1083,53 @@
       <w:r>
         <w:t xml:space="preserve">L'action de formation aura lieu du </w:t>
       </w:r>
+      <w:proofErr w:type="gramStart"/>
       <w:r>
         <w:rPr>
           <w:b/>
           <w:bCs/>
         </w:rPr>
-        <w:t xml:space="preserve">{{ periode_formation }} </w:t>
+        <w:t xml:space="preserve">{{ </w:t>
+      </w:r>
+      <w:proofErr w:type="spellStart"/>
+      <w:r>
+        <w:rPr>
+          <w:b/>
+          <w:bCs/>
+        </w:rPr>
+        <w:t>periode</w:t>
+      </w:r>
+      <w:proofErr w:type="gramEnd"/>
+      <w:r>
+        <w:rPr>
+          <w:b/>
+          <w:bCs/>
+        </w:rPr>
+        <w:t>_</w:t>
+      </w:r>
+      <w:proofErr w:type="gramStart"/>
+      <w:r>
+        <w:rPr>
+          <w:b/>
+          <w:bCs/>
+        </w:rPr>
+        <w:t>formation</w:t>
+      </w:r>
+      <w:proofErr w:type="spellEnd"/>
+      <w:r>
+        <w:rPr>
+          <w:b/>
+          <w:bCs/>
+        </w:rPr>
+        <w:t xml:space="preserve"> }</w:t>
+      </w:r>
+      <w:proofErr w:type="gramEnd"/>
+      <w:r>
+        <w:rPr>
+          <w:b/>
+          <w:bCs/>
+        </w:rPr>
+        <w:t xml:space="preserve">} </w:t>
       </w:r>
       <w:r>
         <w:rPr>
@@ -1022,14 +1322,21 @@
         <w:jc w:val="both"/>
       </w:pPr>
       <w:r>
-        <w:t>Une formation qui répond aux exigences du Référentiel National Qualité Qualiopi. Cette certification atteste de la qualité du processus mis en œuvre par les prestataires d'actions de formation concourant au développement des compétences.</w:t>
-      </w:r>
-    </w:p>
-    <w:p>
-      <w:pPr>
-        <w:spacing w:after="80"/>
-        <w:jc w:val="both"/>
-      </w:pPr>
+        <w:t xml:space="preserve">Une formation qui répond aux exigences du Référentiel National Qualité </w:t>
+      </w:r>
+      <w:proofErr w:type="spellStart"/>
+      <w:r>
+        <w:t>Qualiopi</w:t>
+      </w:r>
+      <w:proofErr w:type="spellEnd"/>
+      <w:r>
+        <w:t>. Cette certification atteste de la qualité du processus mis en œuvre par les prestataires d'actions de formation concourant au développement des compétences.</w:t>
+      </w:r>
+    </w:p>
+    <w:p>
+      <w:r>
+        <w:br w:type="page"/>
+      </w:r>
     </w:p>
     <w:p>
       <w:pPr>
@@ -1296,11 +1603,14 @@
       </w:r>
     </w:p>
     <w:p>
-      <w:pPr>
-        <w:rPr>
-          <w:b/>
-          <w:sz w:val="24"/>
-        </w:rPr>
+      <w:r>
+        <w:br w:type="page"/>
+      </w:r>
+    </w:p>
+    <w:p>
+      <w:pPr>
+        <w:spacing w:before="160" w:after="80"/>
+        <w:jc w:val="both"/>
       </w:pPr>
     </w:p>
     <w:p>
@@ -1317,7 +1627,6 @@
           <w:b/>
           <w:sz w:val="24"/>
         </w:rPr>
-        <w:lastRenderedPageBreak/>
         <w:t>Article 5 - Modalités d'évaluation - contrôle des connaissances</w:t>
       </w:r>
     </w:p>
@@ -1472,51 +1781,13 @@
       </w:r>
     </w:p>
     <w:p>
-      <w:pPr>
-        <w:spacing w:before="160" w:after="80"/>
-        <w:jc w:val="both"/>
-      </w:pPr>
-    </w:p>
-    <w:p>
-      <w:pPr>
-        <w:spacing w:before="160" w:after="80"/>
-        <w:jc w:val="both"/>
-      </w:pPr>
-    </w:p>
-    <w:p>
-      <w:pPr>
-        <w:spacing w:before="160" w:after="80"/>
-        <w:jc w:val="both"/>
-      </w:pPr>
-    </w:p>
-    <w:p>
-      <w:pPr>
-        <w:spacing w:before="160" w:after="80"/>
-        <w:jc w:val="both"/>
-      </w:pPr>
-    </w:p>
-    <w:p>
-      <w:pPr>
-        <w:spacing w:before="160" w:after="80"/>
-        <w:jc w:val="both"/>
-      </w:pPr>
-    </w:p>
-    <w:p>
-      <w:pPr>
-        <w:spacing w:before="160" w:after="80"/>
-        <w:jc w:val="both"/>
-      </w:pPr>
-    </w:p>
-    <w:p>
-      <w:pPr>
-        <w:spacing w:before="160" w:after="80"/>
-        <w:jc w:val="both"/>
-      </w:pPr>
-    </w:p>
-    <w:p>
-      <w:pPr>
-        <w:spacing w:before="160" w:after="80"/>
-        <w:jc w:val="both"/>
+      <w:r>
+        <w:br w:type="page"/>
+      </w:r>
+    </w:p>
+    <w:p>
+      <w:pPr>
+        <w:spacing w:before="200" w:after="120"/>
       </w:pPr>
     </w:p>
     <w:p>
@@ -1533,7 +1804,6 @@
           <w:sz w:val="24"/>
           <w:szCs w:val="24"/>
         </w:rPr>
-        <w:lastRenderedPageBreak/>
         <w:t>Article 6 - Nature de la sanction de la formation</w:t>
       </w:r>
     </w:p>
@@ -1697,6 +1967,7 @@
                 <w:szCs w:val="20"/>
               </w:rPr>
             </w:pPr>
+            <w:proofErr w:type="gramStart"/>
             <w:r>
               <w:rPr>
                 <w:rFonts w:eastAsia="Aptos" w:cs="Arial"/>
@@ -1704,7 +1975,37 @@
                 <w:color w:val="0F172A"/>
                 <w:szCs w:val="20"/>
               </w:rPr>
-              <w:t>{{ montant_formation_eur }}</w:t>
+              <w:t xml:space="preserve">{{ </w:t>
+            </w:r>
+            <w:proofErr w:type="spellStart"/>
+            <w:r>
+              <w:rPr>
+                <w:rFonts w:eastAsia="Aptos" w:cs="Arial"/>
+                <w:b/>
+                <w:color w:val="0F172A"/>
+                <w:szCs w:val="20"/>
+              </w:rPr>
+              <w:t>montant</w:t>
+            </w:r>
+            <w:proofErr w:type="gramEnd"/>
+            <w:r>
+              <w:rPr>
+                <w:rFonts w:eastAsia="Aptos" w:cs="Arial"/>
+                <w:b/>
+                <w:color w:val="0F172A"/>
+                <w:szCs w:val="20"/>
+              </w:rPr>
+              <w:t>_formation_eur</w:t>
+            </w:r>
+            <w:proofErr w:type="spellEnd"/>
+            <w:r>
+              <w:rPr>
+                <w:rFonts w:eastAsia="Aptos" w:cs="Arial"/>
+                <w:b/>
+                <w:color w:val="0F172A"/>
+                <w:szCs w:val="20"/>
+              </w:rPr>
+              <w:t xml:space="preserve"> }}</w:t>
             </w:r>
           </w:p>
         </w:tc>
@@ -1805,6 +2106,7 @@
                 <w:szCs w:val="20"/>
               </w:rPr>
             </w:pPr>
+            <w:proofErr w:type="gramStart"/>
             <w:r>
               <w:rPr>
                 <w:rFonts w:eastAsia="Aptos" w:cs="Arial"/>
@@ -1812,7 +2114,37 @@
                 <w:color w:val="0F172A"/>
                 <w:szCs w:val="20"/>
               </w:rPr>
-              <w:t>{{ montant_formation_eur }}</w:t>
+              <w:t xml:space="preserve">{{ </w:t>
+            </w:r>
+            <w:proofErr w:type="spellStart"/>
+            <w:r>
+              <w:rPr>
+                <w:rFonts w:eastAsia="Aptos" w:cs="Arial"/>
+                <w:b/>
+                <w:color w:val="0F172A"/>
+                <w:szCs w:val="20"/>
+              </w:rPr>
+              <w:t>montant</w:t>
+            </w:r>
+            <w:proofErr w:type="gramEnd"/>
+            <w:r>
+              <w:rPr>
+                <w:rFonts w:eastAsia="Aptos" w:cs="Arial"/>
+                <w:b/>
+                <w:color w:val="0F172A"/>
+                <w:szCs w:val="20"/>
+              </w:rPr>
+              <w:t>_formation_eur</w:t>
+            </w:r>
+            <w:proofErr w:type="spellEnd"/>
+            <w:r>
+              <w:rPr>
+                <w:rFonts w:eastAsia="Aptos" w:cs="Arial"/>
+                <w:b/>
+                <w:color w:val="0F172A"/>
+                <w:szCs w:val="20"/>
+              </w:rPr>
+              <w:t xml:space="preserve"> }}</w:t>
             </w:r>
           </w:p>
         </w:tc>
@@ -1876,6 +2208,7 @@
               </w:rPr>
               <w:t xml:space="preserve">Le prix de l’action de formation est fixé à </w:t>
             </w:r>
+            <w:proofErr w:type="gramStart"/>
             <w:r>
               <w:rPr>
                 <w:rFonts w:eastAsia="Aptos" w:cs="Arial"/>
@@ -1883,7 +2216,57 @@
                 <w:color w:val="0F172A"/>
                 <w:szCs w:val="20"/>
               </w:rPr>
-              <w:t>{{ montant_formation_eur }} HT</w:t>
+              <w:t xml:space="preserve">{{ </w:t>
+            </w:r>
+            <w:proofErr w:type="spellStart"/>
+            <w:r>
+              <w:rPr>
+                <w:rFonts w:eastAsia="Aptos" w:cs="Arial"/>
+                <w:b/>
+                <w:color w:val="0F172A"/>
+                <w:szCs w:val="20"/>
+              </w:rPr>
+              <w:t>montant</w:t>
+            </w:r>
+            <w:proofErr w:type="gramEnd"/>
+            <w:r>
+              <w:rPr>
+                <w:rFonts w:eastAsia="Aptos" w:cs="Arial"/>
+                <w:b/>
+                <w:color w:val="0F172A"/>
+                <w:szCs w:val="20"/>
+              </w:rPr>
+              <w:t>_formation_</w:t>
+            </w:r>
+            <w:proofErr w:type="gramStart"/>
+            <w:r>
+              <w:rPr>
+                <w:rFonts w:eastAsia="Aptos" w:cs="Arial"/>
+                <w:b/>
+                <w:color w:val="0F172A"/>
+                <w:szCs w:val="20"/>
+              </w:rPr>
+              <w:t>eur</w:t>
+            </w:r>
+            <w:proofErr w:type="spellEnd"/>
+            <w:r>
+              <w:rPr>
+                <w:rFonts w:eastAsia="Aptos" w:cs="Arial"/>
+                <w:b/>
+                <w:color w:val="0F172A"/>
+                <w:szCs w:val="20"/>
+              </w:rPr>
+              <w:t xml:space="preserve"> }</w:t>
+            </w:r>
+            <w:proofErr w:type="gramEnd"/>
+            <w:r>
+              <w:rPr>
+                <w:rFonts w:eastAsia="Aptos" w:cs="Arial"/>
+                <w:b/>
+                <w:color w:val="0F172A"/>
+                <w:szCs w:val="20"/>
+              </w:rPr>
+              <w:t>} HT</w:t>
             </w:r>
             <w:r>
               <w:rPr>
@@ -1893,6 +2276,7 @@
               </w:rPr>
               <w:t xml:space="preserve">. L’organisme de formation atteste être exonéré de TVA en application de l’article 261-4-4° du Code général des impôts. Le prix total de l’action de formation est donc fixé à </w:t>
             </w:r>
+            <w:proofErr w:type="gramStart"/>
             <w:r>
               <w:rPr>
                 <w:rFonts w:eastAsia="Aptos" w:cs="Arial"/>
@@ -1900,7 +2284,57 @@
                 <w:color w:val="0F172A"/>
                 <w:szCs w:val="20"/>
               </w:rPr>
-              <w:t>{{ montant_formation_eur }} TTC</w:t>
+              <w:t xml:space="preserve">{{ </w:t>
+            </w:r>
+            <w:proofErr w:type="spellStart"/>
+            <w:r>
+              <w:rPr>
+                <w:rFonts w:eastAsia="Aptos" w:cs="Arial"/>
+                <w:b/>
+                <w:color w:val="0F172A"/>
+                <w:szCs w:val="20"/>
+              </w:rPr>
+              <w:t>montant</w:t>
+            </w:r>
+            <w:proofErr w:type="gramEnd"/>
+            <w:r>
+              <w:rPr>
+                <w:rFonts w:eastAsia="Aptos" w:cs="Arial"/>
+                <w:b/>
+                <w:color w:val="0F172A"/>
+                <w:szCs w:val="20"/>
+              </w:rPr>
+              <w:t>_formation_</w:t>
+            </w:r>
+            <w:proofErr w:type="gramStart"/>
+            <w:r>
+              <w:rPr>
+                <w:rFonts w:eastAsia="Aptos" w:cs="Arial"/>
+                <w:b/>
+                <w:color w:val="0F172A"/>
+                <w:szCs w:val="20"/>
+              </w:rPr>
+              <w:t>eur</w:t>
+            </w:r>
+            <w:proofErr w:type="spellEnd"/>
+            <w:r>
+              <w:rPr>
+                <w:rFonts w:eastAsia="Aptos" w:cs="Arial"/>
+                <w:b/>
+                <w:color w:val="0F172A"/>
+                <w:szCs w:val="20"/>
+              </w:rPr>
+              <w:t xml:space="preserve"> }</w:t>
+            </w:r>
+            <w:proofErr w:type="gramEnd"/>
+            <w:r>
+              <w:rPr>
+                <w:rFonts w:eastAsia="Aptos" w:cs="Arial"/>
+                <w:b/>
+                <w:color w:val="0F172A"/>
+                <w:szCs w:val="20"/>
+              </w:rPr>
+              <w:t>} TTC</w:t>
             </w:r>
             <w:r>
               <w:rPr>
@@ -2014,6 +2448,7 @@
                 <w:szCs w:val="20"/>
               </w:rPr>
             </w:pPr>
+            <w:proofErr w:type="gramStart"/>
             <w:r>
               <w:rPr>
                 <w:rFonts w:eastAsia="Aptos" w:cs="Arial"/>
@@ -2021,7 +2456,37 @@
                 <w:color w:val="0F172A"/>
                 <w:szCs w:val="20"/>
               </w:rPr>
-              <w:t>{{ montant_cpf_eur }}</w:t>
+              <w:t xml:space="preserve">{{ </w:t>
+            </w:r>
+            <w:proofErr w:type="spellStart"/>
+            <w:r>
+              <w:rPr>
+                <w:rFonts w:eastAsia="Aptos" w:cs="Arial"/>
+                <w:b/>
+                <w:color w:val="0F172A"/>
+                <w:szCs w:val="20"/>
+              </w:rPr>
+              <w:t>montant</w:t>
+            </w:r>
+            <w:proofErr w:type="gramEnd"/>
+            <w:r>
+              <w:rPr>
+                <w:rFonts w:eastAsia="Aptos" w:cs="Arial"/>
+                <w:b/>
+                <w:color w:val="0F172A"/>
+                <w:szCs w:val="20"/>
+              </w:rPr>
+              <w:t>_cpf_eur</w:t>
+            </w:r>
+            <w:proofErr w:type="spellEnd"/>
+            <w:r>
+              <w:rPr>
+                <w:rFonts w:eastAsia="Aptos" w:cs="Arial"/>
+                <w:b/>
+                <w:color w:val="0F172A"/>
+                <w:szCs w:val="20"/>
+              </w:rPr>
+              <w:t xml:space="preserve"> }}</w:t>
             </w:r>
           </w:p>
         </w:tc>
@@ -2139,6 +2604,7 @@
                 <w:szCs w:val="20"/>
               </w:rPr>
             </w:pPr>
+            <w:proofErr w:type="gramStart"/>
             <w:r>
               <w:rPr>
                 <w:rFonts w:eastAsia="Aptos" w:cs="Arial"/>
@@ -2146,7 +2612,37 @@
                 <w:color w:val="0F172A"/>
                 <w:szCs w:val="20"/>
               </w:rPr>
-              <w:t>{{ montant_autre_eur }}</w:t>
+              <w:t xml:space="preserve">{{ </w:t>
+            </w:r>
+            <w:proofErr w:type="spellStart"/>
+            <w:r>
+              <w:rPr>
+                <w:rFonts w:eastAsia="Aptos" w:cs="Arial"/>
+                <w:b/>
+                <w:color w:val="0F172A"/>
+                <w:szCs w:val="20"/>
+              </w:rPr>
+              <w:t>montant</w:t>
+            </w:r>
+            <w:proofErr w:type="gramEnd"/>
+            <w:r>
+              <w:rPr>
+                <w:rFonts w:eastAsia="Aptos" w:cs="Arial"/>
+                <w:b/>
+                <w:color w:val="0F172A"/>
+                <w:szCs w:val="20"/>
+              </w:rPr>
+              <w:t>_autre_eur</w:t>
+            </w:r>
+            <w:proofErr w:type="spellEnd"/>
+            <w:r>
+              <w:rPr>
+                <w:rFonts w:eastAsia="Aptos" w:cs="Arial"/>
+                <w:b/>
+                <w:color w:val="0F172A"/>
+                <w:szCs w:val="20"/>
+              </w:rPr>
+              <w:t xml:space="preserve"> }}</w:t>
             </w:r>
           </w:p>
         </w:tc>
@@ -2257,6 +2753,7 @@
                 <w:szCs w:val="20"/>
               </w:rPr>
             </w:pPr>
+            <w:proofErr w:type="gramStart"/>
             <w:r>
               <w:rPr>
                 <w:rFonts w:eastAsiaTheme="minorEastAsia" w:cs="Arial"/>
@@ -2264,7 +2761,37 @@
                 <w:bCs/>
                 <w:szCs w:val="20"/>
               </w:rPr>
-              <w:t>{{ montant_financement_personnel_eur }}</w:t>
+              <w:t xml:space="preserve">{{ </w:t>
+            </w:r>
+            <w:proofErr w:type="spellStart"/>
+            <w:r>
+              <w:rPr>
+                <w:rFonts w:eastAsiaTheme="minorEastAsia" w:cs="Arial"/>
+                <w:b/>
+                <w:bCs/>
+                <w:szCs w:val="20"/>
+              </w:rPr>
+              <w:t>montant</w:t>
+            </w:r>
+            <w:proofErr w:type="gramEnd"/>
+            <w:r>
+              <w:rPr>
+                <w:rFonts w:eastAsiaTheme="minorEastAsia" w:cs="Arial"/>
+                <w:b/>
+                <w:bCs/>
+                <w:szCs w:val="20"/>
+              </w:rPr>
+              <w:t>_financement_personnel_eur</w:t>
+            </w:r>
+            <w:proofErr w:type="spellEnd"/>
+            <w:r>
+              <w:rPr>
+                <w:rFonts w:eastAsiaTheme="minorEastAsia" w:cs="Arial"/>
+                <w:b/>
+                <w:bCs/>
+                <w:szCs w:val="20"/>
+              </w:rPr>
+              <w:t xml:space="preserve"> }}</w:t>
             </w:r>
           </w:p>
         </w:tc>
@@ -2413,13 +2940,32 @@
               </w:rPr>
               <w:t xml:space="preserve">Le stagiaire s’engage à régler la somme de </w:t>
             </w:r>
+            <w:proofErr w:type="gramStart"/>
             <w:r>
               <w:rPr>
                 <w:b/>
                 <w:color w:val="DC2626"/>
                 <w:sz w:val="21"/>
               </w:rPr>
-              <w:t>{{ montant_</w:t>
+              <w:t xml:space="preserve">{{ </w:t>
+            </w:r>
+            <w:proofErr w:type="spellStart"/>
+            <w:r>
+              <w:rPr>
+                <w:b/>
+                <w:color w:val="DC2626"/>
+                <w:sz w:val="21"/>
+              </w:rPr>
+              <w:t>montant</w:t>
+            </w:r>
+            <w:proofErr w:type="gramEnd"/>
+            <w:r>
+              <w:rPr>
+                <w:b/>
+                <w:color w:val="DC2626"/>
+                <w:sz w:val="21"/>
+              </w:rPr>
+              <w:t>_</w:t>
             </w:r>
             <w:r>
               <w:rPr>
@@ -2435,8 +2981,27 @@
                 <w:color w:val="DC2626"/>
                 <w:sz w:val="21"/>
               </w:rPr>
-              <w:t>personnel_eur }</w:t>
+              <w:t>personnel_</w:t>
             </w:r>
+            <w:proofErr w:type="gramStart"/>
+            <w:r>
+              <w:rPr>
+                <w:b/>
+                <w:color w:val="DC2626"/>
+                <w:sz w:val="21"/>
+              </w:rPr>
+              <w:t>eur</w:t>
+            </w:r>
+            <w:proofErr w:type="spellEnd"/>
+            <w:r>
+              <w:rPr>
+                <w:b/>
+                <w:color w:val="DC2626"/>
+                <w:sz w:val="21"/>
+              </w:rPr>
+              <w:t xml:space="preserve"> }</w:t>
+            </w:r>
+            <w:proofErr w:type="gramEnd"/>
             <w:r>
               <w:rPr>
                 <w:b/>
@@ -2451,13 +3016,59 @@
               </w:rPr>
               <w:t>, correspondant au montant restant à sa charge après déduction du montant pris en charge via CPF (</w:t>
             </w:r>
+            <w:proofErr w:type="gramStart"/>
             <w:r>
               <w:rPr>
                 <w:b/>
                 <w:color w:val="16A34A"/>
                 <w:sz w:val="21"/>
               </w:rPr>
-              <w:t>{{ montant_cpf_eur }}</w:t>
+              <w:t xml:space="preserve">{{ </w:t>
+            </w:r>
+            <w:proofErr w:type="spellStart"/>
+            <w:r>
+              <w:rPr>
+                <w:b/>
+                <w:color w:val="16A34A"/>
+                <w:sz w:val="21"/>
+              </w:rPr>
+              <w:t>montant</w:t>
+            </w:r>
+            <w:proofErr w:type="gramEnd"/>
+            <w:r>
+              <w:rPr>
+                <w:b/>
+                <w:color w:val="16A34A"/>
+                <w:sz w:val="21"/>
+              </w:rPr>
+              <w:t>_cpf_</w:t>
+            </w:r>
+            <w:proofErr w:type="gramStart"/>
+            <w:r>
+              <w:rPr>
+                <w:b/>
+                <w:color w:val="16A34A"/>
+                <w:sz w:val="21"/>
+              </w:rPr>
+              <w:t>eur</w:t>
+            </w:r>
+            <w:proofErr w:type="spellEnd"/>
+            <w:r>
+              <w:rPr>
+                <w:b/>
+                <w:color w:val="16A34A"/>
+                <w:sz w:val="21"/>
+              </w:rPr>
+              <w:t xml:space="preserve"> }</w:t>
+            </w:r>
+            <w:proofErr w:type="gramEnd"/>
+            <w:r>
+              <w:rPr>
+                <w:b/>
+                <w:color w:val="16A34A"/>
+                <w:sz w:val="21"/>
+              </w:rPr>
+              <w:t>}</w:t>
             </w:r>
             <w:r>
               <w:rPr>
@@ -2465,13 +3076,50 @@
               </w:rPr>
               <w:t>) et des autres financements éventuels (</w:t>
             </w:r>
+            <w:proofErr w:type="gramStart"/>
             <w:r>
               <w:rPr>
                 <w:b/>
                 <w:color w:val="7C3AED"/>
                 <w:sz w:val="21"/>
               </w:rPr>
-              <w:t>{{ montant_autre_eur }}</w:t>
+              <w:t xml:space="preserve">{{ </w:t>
+            </w:r>
+            <w:proofErr w:type="spellStart"/>
+            <w:r>
+              <w:rPr>
+                <w:b/>
+                <w:color w:val="7C3AED"/>
+                <w:sz w:val="21"/>
+              </w:rPr>
+              <w:t>montant</w:t>
+            </w:r>
+            <w:proofErr w:type="gramEnd"/>
+            <w:r>
+              <w:rPr>
+                <w:b/>
+                <w:color w:val="7C3AED"/>
+                <w:sz w:val="21"/>
+              </w:rPr>
+              <w:t>_autre_</w:t>
+            </w:r>
+            <w:proofErr w:type="gramStart"/>
+            <w:r>
+              <w:rPr>
+                <w:b/>
+                <w:color w:val="7C3AED"/>
+                <w:sz w:val="21"/>
+              </w:rPr>
+              <w:t>eur</w:t>
+            </w:r>
+            <w:proofErr w:type="spellEnd"/>
+            <w:r>
+              <w:rPr>
+                <w:b/>
+                <w:color w:val="7C3AED"/>
+                <w:sz w:val="21"/>
+              </w:rPr>
+              <w:t xml:space="preserve"> }}</w:t>
             </w:r>
             <w:r>
               <w:rPr>
@@ -2479,6 +3127,7 @@
               </w:rPr>
               <w:t>)*</w:t>
             </w:r>
+            <w:proofErr w:type="gramEnd"/>
           </w:p>
           <w:p>
             <w:pPr>
@@ -2516,8 +3165,7 @@
         <w:spacing w:before="200" w:after="120"/>
         <w:jc w:val="both"/>
         <w:rPr>
-          <w:b/>
-          <w:color w:val="000000"/>
+          <w:color w:val="334155"/>
           <w:sz w:val="16"/>
           <w:szCs w:val="16"/>
         </w:rPr>
@@ -2541,7 +3189,35 @@
     </w:p>
     <w:p>
       <w:pPr>
+        <w:rPr>
+          <w:color w:val="334155"/>
+          <w:sz w:val="16"/>
+          <w:szCs w:val="16"/>
+        </w:rPr>
+      </w:pPr>
+      <w:r>
+        <w:rPr>
+          <w:color w:val="334155"/>
+          <w:sz w:val="16"/>
+          <w:szCs w:val="16"/>
+        </w:rPr>
+        <w:br w:type="page"/>
+      </w:r>
+    </w:p>
+    <w:p>
+      <w:pPr>
         <w:spacing w:before="200" w:after="120"/>
+        <w:jc w:val="both"/>
+        <w:rPr>
+          <w:b/>
+          <w:color w:val="000000"/>
+          <w:sz w:val="16"/>
+          <w:szCs w:val="16"/>
+        </w:rPr>
+      </w:pPr>
+    </w:p>
+    <w:p>
+      <w:pPr>
         <w:rPr>
           <w:b/>
           <w:color w:val="000000"/>
@@ -2563,15 +3239,6 @@
           <w:color w:val="000000"/>
           <w:sz w:val="24"/>
         </w:rPr>
-        <w:br w:type="page"/>
-      </w:r>
-      <w:r>
-        <w:rPr>
-          <w:b/>
-          <w:color w:val="000000"/>
-          <w:sz w:val="24"/>
-        </w:rPr>
-        <w:lastRenderedPageBreak/>
         <w:t>Article 9 - Interruption de stage</w:t>
       </w:r>
     </w:p>
@@ -2633,7 +3300,15 @@
         <w:jc w:val="both"/>
       </w:pPr>
       <w:r>
-        <w:t>- En cas d’annulation pendant la formation : le stagiaire est tenu de payer une pénalité d’annulation à hauteur de 30 % du coût total initial de la formation + les prestations effectivement dispensées au prorata temporis de leur valeur prévue au présent contrat.</w:t>
+        <w:t xml:space="preserve">- En cas d’annulation pendant la formation : le stagiaire est tenu de payer une pénalité d’annulation à hauteur de 30 % du coût total initial de la formation + les prestations effectivement dispensées au prorata </w:t>
+      </w:r>
+      <w:proofErr w:type="spellStart"/>
+      <w:r>
+        <w:t>temporis</w:t>
+      </w:r>
+      <w:proofErr w:type="spellEnd"/>
+      <w:r>
+        <w:t xml:space="preserve"> de leur valeur prévue au présent contrat.</w:t>
       </w:r>
     </w:p>
     <w:p>
@@ -2649,7 +3324,15 @@
         <w:jc w:val="both"/>
       </w:pPr>
       <w:r>
-        <w:t>Si le stagiaire est empêché de suivre l’action par suite de force majeure dûment reconnue, le contrat de formation professionnelle est résilié. Dans ce cas, seules les prestations effectivement dispensées sont dues au prorata temporis de leur valeur prévue au présent contrat.</w:t>
+        <w:t xml:space="preserve">Si le stagiaire est empêché de suivre l’action par suite de force majeure dûment reconnue, le contrat de formation professionnelle est résilié. Dans ce cas, seules les prestations effectivement dispensées sont dues au prorata </w:t>
+      </w:r>
+      <w:proofErr w:type="spellStart"/>
+      <w:r>
+        <w:t>temporis</w:t>
+      </w:r>
+      <w:proofErr w:type="spellEnd"/>
+      <w:r>
+        <w:t xml:space="preserve"> de leur valeur prévue au présent contrat.</w:t>
       </w:r>
     </w:p>
     <w:p>
@@ -2690,7 +3373,15 @@
         <w:t xml:space="preserve"> </w:t>
       </w:r>
       <w:r>
-        <w:t>dues par le stagiaire au prorata temporis de leur valeur prévue au présent contrat.</w:t>
+        <w:t xml:space="preserve">dues par le stagiaire au prorata </w:t>
+      </w:r>
+      <w:proofErr w:type="spellStart"/>
+      <w:r>
+        <w:t>temporis</w:t>
+      </w:r>
+      <w:proofErr w:type="spellEnd"/>
+      <w:r>
+        <w:t xml:space="preserve"> de leur valeur prévue au présent contrat.</w:t>
       </w:r>
     </w:p>
     <w:p>
@@ -2709,7 +3400,21 @@
         <w:rPr>
           <w:b/>
         </w:rPr>
-        <w:t>Cas des formations réglementées par le Ministère de l'intérieur (CNAPS) :</w:t>
+        <w:t xml:space="preserve">Cas des formations réglementées par le </w:t>
+      </w:r>
+      <w:proofErr w:type="gramStart"/>
+      <w:r>
+        <w:rPr>
+          <w:b/>
+        </w:rPr>
+        <w:t>Ministère de l'intérieur</w:t>
+      </w:r>
+      <w:proofErr w:type="gramEnd"/>
+      <w:r>
+        <w:rPr>
+          <w:b/>
+        </w:rPr>
+        <w:t xml:space="preserve"> (CNAPS) :</w:t>
       </w:r>
     </w:p>
     <w:p>
@@ -2723,8 +3428,29 @@
       <w:r>
         <w:t xml:space="preserve"> </w:t>
       </w:r>
-      <w:r>
-        <w:t xml:space="preserve">{{ date_debut_formation }} </w:t>
+      <w:proofErr w:type="gramStart"/>
+      <w:r>
+        <w:t xml:space="preserve">{{ </w:t>
+      </w:r>
+      <w:proofErr w:type="spellStart"/>
+      <w:r>
+        <w:t>date</w:t>
+      </w:r>
+      <w:proofErr w:type="gramEnd"/>
+      <w:r>
+        <w:t>_debut_</w:t>
+      </w:r>
+      <w:proofErr w:type="gramStart"/>
+      <w:r>
+        <w:t>formation</w:t>
+      </w:r>
+      <w:proofErr w:type="spellEnd"/>
+      <w:r>
+        <w:t xml:space="preserve"> }</w:t>
+      </w:r>
+      <w:proofErr w:type="gramEnd"/>
+      <w:r>
+        <w:t xml:space="preserve">} </w:t>
       </w:r>
       <w:r>
         <w:t>deux possibilités s'offrent au stagiaire :</w:t>
@@ -2877,22 +3603,72 @@
       <w:r>
         <w:t xml:space="preserve">Fait en double exemplaire, à </w:t>
       </w:r>
+      <w:proofErr w:type="gramStart"/>
       <w:r>
         <w:rPr>
           <w:color w:val="0033A0"/>
           <w:sz w:val="21"/>
         </w:rPr>
-        <w:t>{{ ville }}</w:t>
-      </w:r>
-      <w:r>
-        <w:t xml:space="preserve"> le </w:t>
-      </w:r>
+        <w:t>{{ ville</w:t>
+      </w:r>
+      <w:proofErr w:type="gramEnd"/>
       <w:r>
         <w:rPr>
           <w:color w:val="0033A0"/>
           <w:sz w:val="21"/>
         </w:rPr>
-        <w:t>{{ date_jour }}</w:t>
+        <w:t xml:space="preserve"> }}</w:t>
+      </w:r>
+      <w:r>
+        <w:t xml:space="preserve"> le </w:t>
+      </w:r>
+      <w:proofErr w:type="gramStart"/>
+      <w:r>
+        <w:rPr>
+          <w:color w:val="0033A0"/>
+          <w:sz w:val="21"/>
+        </w:rPr>
+        <w:t xml:space="preserve">{{ </w:t>
+      </w:r>
+      <w:proofErr w:type="spellStart"/>
+      <w:r>
+        <w:rPr>
+          <w:color w:val="0033A0"/>
+          <w:sz w:val="21"/>
+        </w:rPr>
+        <w:t>date</w:t>
+      </w:r>
+      <w:proofErr w:type="gramEnd"/>
+      <w:r>
+        <w:rPr>
+          <w:color w:val="0033A0"/>
+          <w:sz w:val="21"/>
+        </w:rPr>
+        <w:t>_</w:t>
+      </w:r>
+      <w:proofErr w:type="gramStart"/>
+      <w:r>
+        <w:rPr>
+          <w:color w:val="0033A0"/>
+          <w:sz w:val="21"/>
+        </w:rPr>
+        <w:t>jour</w:t>
+      </w:r>
+      <w:proofErr w:type="spellEnd"/>
+      <w:r>
+        <w:rPr>
+          <w:color w:val="0033A0"/>
+          <w:sz w:val="21"/>
+        </w:rPr>
+        <w:t xml:space="preserve"> }</w:t>
+      </w:r>
+      <w:proofErr w:type="gramEnd"/>
+      <w:r>
+        <w:rPr>
+          <w:color w:val="0033A0"/>
+          <w:sz w:val="21"/>
+        </w:rPr>
+        <w:t>}</w:t>
       </w:r>
       <w:r>
         <w:t>.</w:t>
@@ -2997,13 +3773,23 @@
               <w:spacing w:after="40" w:line="264" w:lineRule="auto"/>
               <w:jc w:val="center"/>
             </w:pPr>
+            <w:proofErr w:type="gramStart"/>
             <w:r>
               <w:rPr>
                 <w:b/>
                 <w:color w:val="0033A0"/>
                 <w:sz w:val="21"/>
               </w:rPr>
-              <w:t>{{ nom }}</w:t>
+              <w:t>{{ nom</w:t>
+            </w:r>
+            <w:proofErr w:type="gramEnd"/>
+            <w:r>
+              <w:rPr>
+                <w:b/>
+                <w:color w:val="0033A0"/>
+                <w:sz w:val="21"/>
+              </w:rPr>
+              <w:t xml:space="preserve"> }}</w:t>
             </w:r>
             <w:r>
               <w:rPr>
@@ -3011,13 +3797,33 @@
               </w:rPr>
               <w:t xml:space="preserve"> </w:t>
             </w:r>
+            <w:proofErr w:type="gramStart"/>
             <w:r>
               <w:rPr>
                 <w:b/>
                 <w:color w:val="0033A0"/>
                 <w:sz w:val="21"/>
               </w:rPr>
-              <w:t>{{ prenom }}</w:t>
+              <w:t xml:space="preserve">{{ </w:t>
+            </w:r>
+            <w:proofErr w:type="spellStart"/>
+            <w:r>
+              <w:rPr>
+                <w:b/>
+                <w:color w:val="0033A0"/>
+                <w:sz w:val="21"/>
+              </w:rPr>
+              <w:t>prenom</w:t>
+            </w:r>
+            <w:proofErr w:type="spellEnd"/>
+            <w:proofErr w:type="gramEnd"/>
+            <w:r>
+              <w:rPr>
+                <w:b/>
+                <w:color w:val="0033A0"/>
+                <w:sz w:val="21"/>
+              </w:rPr>
+              <w:t xml:space="preserve"> }}</w:t>
             </w:r>
           </w:p>
         </w:tc>
@@ -3413,7 +4219,15 @@
         <w:jc w:val="both"/>
       </w:pPr>
       <w:r>
-        <w:t>Le présent règlement s’applique à toutes les personnes participantes à une action de formation organisée par Intégrale Academy - Intégrale Sécurité Formations. Un exemplaire est remis à chaque stagiaire.</w:t>
+        <w:t xml:space="preserve">Le présent règlement s’applique à toutes les personnes participantes à une action de formation organisée par Intégrale </w:t>
+      </w:r>
+      <w:proofErr w:type="spellStart"/>
+      <w:r>
+        <w:t>Academy</w:t>
+      </w:r>
+      <w:proofErr w:type="spellEnd"/>
+      <w:r>
+        <w:t xml:space="preserve"> - Intégrale Sécurité Formations. Un exemplaire est remis à chaque stagiaire.</w:t>
       </w:r>
     </w:p>
     <w:p>
@@ -4215,22 +5029,72 @@
       <w:r>
         <w:t xml:space="preserve">Fait en double exemplaire, à </w:t>
       </w:r>
+      <w:proofErr w:type="gramStart"/>
       <w:r>
         <w:rPr>
           <w:color w:val="0033A0"/>
           <w:sz w:val="21"/>
         </w:rPr>
-        <w:t>{{ ville }}</w:t>
-      </w:r>
-      <w:r>
-        <w:t xml:space="preserve"> le </w:t>
-      </w:r>
+        <w:t>{{ ville</w:t>
+      </w:r>
+      <w:proofErr w:type="gramEnd"/>
       <w:r>
         <w:rPr>
           <w:color w:val="0033A0"/>
           <w:sz w:val="21"/>
         </w:rPr>
-        <w:t>{{ date_jour }}</w:t>
+        <w:t xml:space="preserve"> }}</w:t>
+      </w:r>
+      <w:r>
+        <w:t xml:space="preserve"> le </w:t>
+      </w:r>
+      <w:proofErr w:type="gramStart"/>
+      <w:r>
+        <w:rPr>
+          <w:color w:val="0033A0"/>
+          <w:sz w:val="21"/>
+        </w:rPr>
+        <w:t xml:space="preserve">{{ </w:t>
+      </w:r>
+      <w:proofErr w:type="spellStart"/>
+      <w:r>
+        <w:rPr>
+          <w:color w:val="0033A0"/>
+          <w:sz w:val="21"/>
+        </w:rPr>
+        <w:t>date</w:t>
+      </w:r>
+      <w:proofErr w:type="gramEnd"/>
+      <w:r>
+        <w:rPr>
+          <w:color w:val="0033A0"/>
+          <w:sz w:val="21"/>
+        </w:rPr>
+        <w:t>_</w:t>
+      </w:r>
+      <w:proofErr w:type="gramStart"/>
+      <w:r>
+        <w:rPr>
+          <w:color w:val="0033A0"/>
+          <w:sz w:val="21"/>
+        </w:rPr>
+        <w:t>jour</w:t>
+      </w:r>
+      <w:proofErr w:type="spellEnd"/>
+      <w:r>
+        <w:rPr>
+          <w:color w:val="0033A0"/>
+          <w:sz w:val="21"/>
+        </w:rPr>
+        <w:t xml:space="preserve"> }</w:t>
+      </w:r>
+      <w:proofErr w:type="gramEnd"/>
+      <w:r>
+        <w:rPr>
+          <w:color w:val="0033A0"/>
+          <w:sz w:val="21"/>
+        </w:rPr>
+        <w:t>}</w:t>
       </w:r>
       <w:r>
         <w:t>.</w:t>
@@ -4336,13 +5200,23 @@
               <w:spacing w:after="40" w:line="264" w:lineRule="auto"/>
               <w:jc w:val="center"/>
             </w:pPr>
+            <w:proofErr w:type="gramStart"/>
             <w:r>
               <w:rPr>
                 <w:b/>
                 <w:color w:val="0033A0"/>
                 <w:sz w:val="21"/>
               </w:rPr>
-              <w:t>{{ nom }}</w:t>
+              <w:t>{{ nom</w:t>
+            </w:r>
+            <w:proofErr w:type="gramEnd"/>
+            <w:r>
+              <w:rPr>
+                <w:b/>
+                <w:color w:val="0033A0"/>
+                <w:sz w:val="21"/>
+              </w:rPr>
+              <w:t xml:space="preserve"> }}</w:t>
             </w:r>
             <w:r>
               <w:rPr>
@@ -4350,13 +5224,33 @@
               </w:rPr>
               <w:t xml:space="preserve"> </w:t>
             </w:r>
+            <w:proofErr w:type="gramStart"/>
             <w:r>
               <w:rPr>
                 <w:b/>
                 <w:color w:val="0033A0"/>
                 <w:sz w:val="21"/>
               </w:rPr>
-              <w:t>{{ prenom }}</w:t>
+              <w:t xml:space="preserve">{{ </w:t>
+            </w:r>
+            <w:proofErr w:type="spellStart"/>
+            <w:r>
+              <w:rPr>
+                <w:b/>
+                <w:color w:val="0033A0"/>
+                <w:sz w:val="21"/>
+              </w:rPr>
+              <w:t>prenom</w:t>
+            </w:r>
+            <w:proofErr w:type="spellEnd"/>
+            <w:proofErr w:type="gramEnd"/>
+            <w:r>
+              <w:rPr>
+                <w:b/>
+                <w:color w:val="0033A0"/>
+                <w:sz w:val="21"/>
+              </w:rPr>
+              <w:t xml:space="preserve"> }}</w:t>
             </w:r>
           </w:p>
         </w:tc>
@@ -4660,7 +5554,7 @@
 </file>
 
 <file path=word/endnotes.xml><?xml version="1.0" encoding="utf-8"?>
-<w:endnotes xmlns:wpc="http://schemas.microsoft.com/office/word/2010/wordprocessingCanvas" xmlns:cx="http://schemas.microsoft.com/office/drawing/2014/chartex" xmlns:cx1="http://schemas.microsoft.com/office/drawing/2015/9/8/chartex" xmlns:cx2="http://schemas.microsoft.com/office/drawing/2015/10/21/chartex" xmlns:cx3="http://schemas.microsoft.com/office/drawing/2016/5/9/chartex" xmlns:cx4="http://schemas.microsoft.com/office/drawing/2016/5/10/chartex" xmlns:cx5="http://schemas.microsoft.com/office/drawing/2016/5/11/chartex" xmlns:cx6="http://schemas.microsoft.com/office/drawing/2016/5/12/chartex" xmlns:cx7="http://schemas.microsoft.com/office/drawing/2016/5/13/chartex" xmlns:cx8="http://schemas.microsoft.com/office/drawing/2016/5/14/chartex" xmlns:mc="http://schemas.openxmlformats.org/markup-compatibility/2006" xmlns:aink="http://schemas.microsoft.com/office/drawing/2016/ink" xmlns:am3d="http://schemas.microsoft.com/office/drawing/2017/model3d" xmlns:o="urn:schemas-microsoft-com:office:office" xmlns:oel="http://schemas.microsoft.com/office/2019/extlst" xmlns:r="http://schemas.openxmlformats.org/officeDocument/2006/relationships" xmlns:m="http://schemas.openxmlformats.org/officeDocument/2006/math" xmlns:v="urn:schemas-microsoft-com:vml" xmlns:wp14="http://schemas.microsoft.com/office/word/2010/wordprocessingDrawing" xmlns:wp="http://schemas.openxmlformats.org/drawingml/2006/wordprocessingDrawing" xmlns:w10="urn:schemas-microsoft-com:office:word" xmlns:w="http://schemas.openxmlformats.org/wordprocessingml/2006/main" xmlns:w14="http://schemas.microsoft.com/office/word/2010/wordml" xmlns:w15="http://schemas.microsoft.com/office/word/2012/wordml" xmlns:w16cex="http://schemas.microsoft.com/office/word/2018/wordml/cex" xmlns:w16cid="http://schemas.microsoft.com/office/word/2016/wordml/cid" xmlns:w16="http://schemas.microsoft.com/office/word/2018/wordml" xmlns:w16du="http://schemas.microsoft.com/office/word/2023/wordml/word16du" xmlns:w16sdtdh="http://schemas.microsoft.com/office/word/2020/wordml/sdtdatahash" xmlns:w16sdtfl="http://schemas.microsoft.com/office/word/2024/wordml/sdtformatlock" xmlns:w16se="http://schemas.microsoft.com/office/word/2015/wordml/symex" xmlns:wpg="http://schemas.microsoft.com/office/word/2010/wordprocessingGroup" xmlns:wpi="http://schemas.microsoft.com/office/word/2010/wordprocessingInk" xmlns:wne="http://schemas.microsoft.com/office/word/2006/wordml" xmlns:wps="http://schemas.microsoft.com/office/word/2010/wordprocessingShape" mc:Ignorable="w14 w15 w16se w16cid w16 w16cex w16sdtdh w16sdtfl w16du wp14">
+<w:endnotes xmlns:wpc="http://schemas.microsoft.com/office/word/2010/wordprocessingCanvas" xmlns:cx="http://schemas.microsoft.com/office/drawing/2014/chartex" xmlns:cx1="http://schemas.microsoft.com/office/drawing/2015/9/8/chartex" xmlns:cx2="http://schemas.microsoft.com/office/drawing/2015/10/21/chartex" xmlns:cx3="http://schemas.microsoft.com/office/drawing/2016/5/9/chartex" xmlns:cx4="http://schemas.microsoft.com/office/drawing/2016/5/10/chartex" xmlns:cx5="http://schemas.microsoft.com/office/drawing/2016/5/11/chartex" xmlns:cx6="http://schemas.microsoft.com/office/drawing/2016/5/12/chartex" xmlns:cx7="http://schemas.microsoft.com/office/drawing/2016/5/13/chartex" xmlns:cx8="http://schemas.microsoft.com/office/drawing/2016/5/14/chartex" xmlns:mc="http://schemas.openxmlformats.org/markup-compatibility/2006" xmlns:m="http://schemas.openxmlformats.org/officeDocument/2006/math" xmlns:aink="http://schemas.microsoft.com/office/drawing/2016/ink" xmlns:am3d="http://schemas.microsoft.com/office/drawing/2017/model3d" xmlns:oel="http://schemas.microsoft.com/office/2019/extlst" xmlns:r="http://schemas.openxmlformats.org/officeDocument/2006/relationships" xmlns:wp14="http://schemas.microsoft.com/office/word/2010/wordprocessingDrawing" xmlns:wp="http://schemas.openxmlformats.org/drawingml/2006/wordprocessingDrawing" xmlns:wpg="http://schemas.microsoft.com/office/word/2010/wordprocessingGroup" xmlns:wpi="http://schemas.microsoft.com/office/word/2010/wordprocessingInk" xmlns:wps="http://schemas.microsoft.com/office/word/2010/wordprocessingShape" xmlns:o="urn:schemas-microsoft-com:office:office" xmlns:v="urn:schemas-microsoft-com:vml" xmlns:w10="urn:schemas-microsoft-com:office:word" xmlns:w="http://schemas.openxmlformats.org/wordprocessingml/2006/main" xmlns:w14="http://schemas.microsoft.com/office/word/2010/wordml" xmlns:w15="http://schemas.microsoft.com/office/word/2012/wordml" xmlns:w16cei="http://schemas.microsoft.com/office/word/2026/wordml/cei" xmlns:w16cex="http://schemas.microsoft.com/office/word/2018/wordml/cex" xmlns:w16cid="http://schemas.microsoft.com/office/word/2016/wordml/cid" xmlns:w16="http://schemas.microsoft.com/office/word/2018/wordml" xmlns:w16sdtdh="http://schemas.microsoft.com/office/word/2020/wordml/sdtdatahash" xmlns:w16sdtfl="http://schemas.microsoft.com/office/word/2024/wordml/sdtformatlock" xmlns:w16se="http://schemas.microsoft.com/office/word/2015/wordml/symex" xmlns:w16du="http://schemas.microsoft.com/office/word/2023/wordml/word16du" xmlns:wne="http://schemas.microsoft.com/office/word/2006/wordml" mc:Ignorable="w14 w15 w16se w16cid w16 w16cex w16sdtdh w16sdtfl w16du wp14">
   <w:endnote w:type="separator" w:id="-1">
     <w:p>
       <w:pPr>
@@ -4685,7 +5579,7 @@
 </file>
 
 <file path=word/footer1.xml><?xml version="1.0" encoding="utf-8"?>
-<w:ftr xmlns:wpc="http://schemas.microsoft.com/office/word/2010/wordprocessingCanvas" xmlns:cx="http://schemas.microsoft.com/office/drawing/2014/chartex" xmlns:cx1="http://schemas.microsoft.com/office/drawing/2015/9/8/chartex" xmlns:cx2="http://schemas.microsoft.com/office/drawing/2015/10/21/chartex" xmlns:cx3="http://schemas.microsoft.com/office/drawing/2016/5/9/chartex" xmlns:cx4="http://schemas.microsoft.com/office/drawing/2016/5/10/chartex" xmlns:cx5="http://schemas.microsoft.com/office/drawing/2016/5/11/chartex" xmlns:cx6="http://schemas.microsoft.com/office/drawing/2016/5/12/chartex" xmlns:cx7="http://schemas.microsoft.com/office/drawing/2016/5/13/chartex" xmlns:cx8="http://schemas.microsoft.com/office/drawing/2016/5/14/chartex" xmlns:mc="http://schemas.openxmlformats.org/markup-compatibility/2006" xmlns:aink="http://schemas.microsoft.com/office/drawing/2016/ink" xmlns:am3d="http://schemas.microsoft.com/office/drawing/2017/model3d" xmlns:o="urn:schemas-microsoft-com:office:office" xmlns:oel="http://schemas.microsoft.com/office/2019/extlst" xmlns:r="http://schemas.openxmlformats.org/officeDocument/2006/relationships" xmlns:m="http://schemas.openxmlformats.org/officeDocument/2006/math" xmlns:v="urn:schemas-microsoft-com:vml" xmlns:wp14="http://schemas.microsoft.com/office/word/2010/wordprocessingDrawing" xmlns:wp="http://schemas.openxmlformats.org/drawingml/2006/wordprocessingDrawing" xmlns:w10="urn:schemas-microsoft-com:office:word" xmlns:w="http://schemas.openxmlformats.org/wordprocessingml/2006/main" xmlns:w14="http://schemas.microsoft.com/office/word/2010/wordml" xmlns:w15="http://schemas.microsoft.com/office/word/2012/wordml" xmlns:w16cex="http://schemas.microsoft.com/office/word/2018/wordml/cex" xmlns:w16cid="http://schemas.microsoft.com/office/word/2016/wordml/cid" xmlns:w16="http://schemas.microsoft.com/office/word/2018/wordml" xmlns:w16du="http://schemas.microsoft.com/office/word/2023/wordml/word16du" xmlns:w16sdtdh="http://schemas.microsoft.com/office/word/2020/wordml/sdtdatahash" xmlns:w16sdtfl="http://schemas.microsoft.com/office/word/2024/wordml/sdtformatlock" xmlns:w16se="http://schemas.microsoft.com/office/word/2015/wordml/symex" xmlns:wpg="http://schemas.microsoft.com/office/word/2010/wordprocessingGroup" xmlns:wpi="http://schemas.microsoft.com/office/word/2010/wordprocessingInk" xmlns:wne="http://schemas.microsoft.com/office/word/2006/wordml" xmlns:wps="http://schemas.microsoft.com/office/word/2010/wordprocessingShape" mc:Ignorable="w14 w15 w16se w16cid w16 w16cex w16sdtdh w16sdtfl w16du wp14">
+<w:ftr xmlns:wpc="http://schemas.microsoft.com/office/word/2010/wordprocessingCanvas" xmlns:cx="http://schemas.microsoft.com/office/drawing/2014/chartex" xmlns:cx1="http://schemas.microsoft.com/office/drawing/2015/9/8/chartex" xmlns:cx2="http://schemas.microsoft.com/office/drawing/2015/10/21/chartex" xmlns:cx3="http://schemas.microsoft.com/office/drawing/2016/5/9/chartex" xmlns:cx4="http://schemas.microsoft.com/office/drawing/2016/5/10/chartex" xmlns:cx5="http://schemas.microsoft.com/office/drawing/2016/5/11/chartex" xmlns:cx6="http://schemas.microsoft.com/office/drawing/2016/5/12/chartex" xmlns:cx7="http://schemas.microsoft.com/office/drawing/2016/5/13/chartex" xmlns:cx8="http://schemas.microsoft.com/office/drawing/2016/5/14/chartex" xmlns:mc="http://schemas.openxmlformats.org/markup-compatibility/2006" xmlns:m="http://schemas.openxmlformats.org/officeDocument/2006/math" xmlns:aink="http://schemas.microsoft.com/office/drawing/2016/ink" xmlns:am3d="http://schemas.microsoft.com/office/drawing/2017/model3d" xmlns:oel="http://schemas.microsoft.com/office/2019/extlst" xmlns:r="http://schemas.openxmlformats.org/officeDocument/2006/relationships" xmlns:wp14="http://schemas.microsoft.com/office/word/2010/wordprocessingDrawing" xmlns:wp="http://schemas.openxmlformats.org/drawingml/2006/wordprocessingDrawing" xmlns:wpg="http://schemas.microsoft.com/office/word/2010/wordprocessingGroup" xmlns:wpi="http://schemas.microsoft.com/office/word/2010/wordprocessingInk" xmlns:wps="http://schemas.microsoft.com/office/word/2010/wordprocessingShape" xmlns:o="urn:schemas-microsoft-com:office:office" xmlns:v="urn:schemas-microsoft-com:vml" xmlns:w10="urn:schemas-microsoft-com:office:word" xmlns:w="http://schemas.openxmlformats.org/wordprocessingml/2006/main" xmlns:w14="http://schemas.microsoft.com/office/word/2010/wordml" xmlns:w15="http://schemas.microsoft.com/office/word/2012/wordml" xmlns:w16cei="http://schemas.microsoft.com/office/word/2026/wordml/cei" xmlns:w16cex="http://schemas.microsoft.com/office/word/2018/wordml/cex" xmlns:w16cid="http://schemas.microsoft.com/office/word/2016/wordml/cid" xmlns:w16="http://schemas.microsoft.com/office/word/2018/wordml" xmlns:w16sdtdh="http://schemas.microsoft.com/office/word/2020/wordml/sdtdatahash" xmlns:w16sdtfl="http://schemas.microsoft.com/office/word/2024/wordml/sdtformatlock" xmlns:w16se="http://schemas.microsoft.com/office/word/2015/wordml/symex" xmlns:w16du="http://schemas.microsoft.com/office/word/2023/wordml/word16du" xmlns:wne="http://schemas.microsoft.com/office/word/2006/wordml" mc:Ignorable="w14 w15 w16se w16cid w16 w16cex w16sdtdh w16sdtfl w16du wp14">
   <w:p>
     <w:pPr>
       <w:pStyle w:val="Pieddepage"/>
@@ -4773,7 +5667,25 @@
         <w:sz w:val="16"/>
         <w:szCs w:val="16"/>
       </w:rPr>
-      <w:t>54 chemin du Carreou 83480 PUGET SUR ARGENS</w:t>
+      <w:t xml:space="preserve">54 chemin du </w:t>
+    </w:r>
+    <w:proofErr w:type="spellStart"/>
+    <w:r>
+      <w:rPr>
+        <w:color w:val="4F81BD" w:themeColor="accent1"/>
+        <w:sz w:val="16"/>
+        <w:szCs w:val="16"/>
+      </w:rPr>
+      <w:t>Carreou</w:t>
+    </w:r>
+    <w:proofErr w:type="spellEnd"/>
+    <w:r>
+      <w:rPr>
+        <w:color w:val="4F81BD" w:themeColor="accent1"/>
+        <w:sz w:val="16"/>
+        <w:szCs w:val="16"/>
+      </w:rPr>
+      <w:t xml:space="preserve"> 83480 PUGET SUR ARGENS</w:t>
     </w:r>
     <w:r>
       <w:rPr>
@@ -4893,7 +5805,7 @@
 </file>
 
 <file path=word/footnotes.xml><?xml version="1.0" encoding="utf-8"?>
-<w:footnotes xmlns:wpc="http://schemas.microsoft.com/office/word/2010/wordprocessingCanvas" xmlns:cx="http://schemas.microsoft.com/office/drawing/2014/chartex" xmlns:cx1="http://schemas.microsoft.com/office/drawing/2015/9/8/chartex" xmlns:cx2="http://schemas.microsoft.com/office/drawing/2015/10/21/chartex" xmlns:cx3="http://schemas.microsoft.com/office/drawing/2016/5/9/chartex" xmlns:cx4="http://schemas.microsoft.com/office/drawing/2016/5/10/chartex" xmlns:cx5="http://schemas.microsoft.com/office/drawing/2016/5/11/chartex" xmlns:cx6="http://schemas.microsoft.com/office/drawing/2016/5/12/chartex" xmlns:cx7="http://schemas.microsoft.com/office/drawing/2016/5/13/chartex" xmlns:cx8="http://schemas.microsoft.com/office/drawing/2016/5/14/chartex" xmlns:mc="http://schemas.openxmlformats.org/markup-compatibility/2006" xmlns:aink="http://schemas.microsoft.com/office/drawing/2016/ink" xmlns:am3d="http://schemas.microsoft.com/office/drawing/2017/model3d" xmlns:o="urn:schemas-microsoft-com:office:office" xmlns:oel="http://schemas.microsoft.com/office/2019/extlst" xmlns:r="http://schemas.openxmlformats.org/officeDocument/2006/relationships" xmlns:m="http://schemas.openxmlformats.org/officeDocument/2006/math" xmlns:v="urn:schemas-microsoft-com:vml" xmlns:wp14="http://schemas.microsoft.com/office/word/2010/wordprocessingDrawing" xmlns:wp="http://schemas.openxmlformats.org/drawingml/2006/wordprocessingDrawing" xmlns:w10="urn:schemas-microsoft-com:office:word" xmlns:w="http://schemas.openxmlformats.org/wordprocessingml/2006/main" xmlns:w14="http://schemas.microsoft.com/office/word/2010/wordml" xmlns:w15="http://schemas.microsoft.com/office/word/2012/wordml" xmlns:w16cex="http://schemas.microsoft.com/office/word/2018/wordml/cex" xmlns:w16cid="http://schemas.microsoft.com/office/word/2016/wordml/cid" xmlns:w16="http://schemas.microsoft.com/office/word/2018/wordml" xmlns:w16du="http://schemas.microsoft.com/office/word/2023/wordml/word16du" xmlns:w16sdtdh="http://schemas.microsoft.com/office/word/2020/wordml/sdtdatahash" xmlns:w16sdtfl="http://schemas.microsoft.com/office/word/2024/wordml/sdtformatlock" xmlns:w16se="http://schemas.microsoft.com/office/word/2015/wordml/symex" xmlns:wpg="http://schemas.microsoft.com/office/word/2010/wordprocessingGroup" xmlns:wpi="http://schemas.microsoft.com/office/word/2010/wordprocessingInk" xmlns:wne="http://schemas.microsoft.com/office/word/2006/wordml" xmlns:wps="http://schemas.microsoft.com/office/word/2010/wordprocessingShape" mc:Ignorable="w14 w15 w16se w16cid w16 w16cex w16sdtdh w16sdtfl w16du wp14">
+<w:footnotes xmlns:wpc="http://schemas.microsoft.com/office/word/2010/wordprocessingCanvas" xmlns:cx="http://schemas.microsoft.com/office/drawing/2014/chartex" xmlns:cx1="http://schemas.microsoft.com/office/drawing/2015/9/8/chartex" xmlns:cx2="http://schemas.microsoft.com/office/drawing/2015/10/21/chartex" xmlns:cx3="http://schemas.microsoft.com/office/drawing/2016/5/9/chartex" xmlns:cx4="http://schemas.microsoft.com/office/drawing/2016/5/10/chartex" xmlns:cx5="http://schemas.microsoft.com/office/drawing/2016/5/11/chartex" xmlns:cx6="http://schemas.microsoft.com/office/drawing/2016/5/12/chartex" xmlns:cx7="http://schemas.microsoft.com/office/drawing/2016/5/13/chartex" xmlns:cx8="http://schemas.microsoft.com/office/drawing/2016/5/14/chartex" xmlns:mc="http://schemas.openxmlformats.org/markup-compatibility/2006" xmlns:m="http://schemas.openxmlformats.org/officeDocument/2006/math" xmlns:aink="http://schemas.microsoft.com/office/drawing/2016/ink" xmlns:am3d="http://schemas.microsoft.com/office/drawing/2017/model3d" xmlns:oel="http://schemas.microsoft.com/office/2019/extlst" xmlns:r="http://schemas.openxmlformats.org/officeDocument/2006/relationships" xmlns:wp14="http://schemas.microsoft.com/office/word/2010/wordprocessingDrawing" xmlns:wp="http://schemas.openxmlformats.org/drawingml/2006/wordprocessingDrawing" xmlns:wpg="http://schemas.microsoft.com/office/word/2010/wordprocessingGroup" xmlns:wpi="http://schemas.microsoft.com/office/word/2010/wordprocessingInk" xmlns:wps="http://schemas.microsoft.com/office/word/2010/wordprocessingShape" xmlns:o="urn:schemas-microsoft-com:office:office" xmlns:v="urn:schemas-microsoft-com:vml" xmlns:w10="urn:schemas-microsoft-com:office:word" xmlns:w="http://schemas.openxmlformats.org/wordprocessingml/2006/main" xmlns:w14="http://schemas.microsoft.com/office/word/2010/wordml" xmlns:w15="http://schemas.microsoft.com/office/word/2012/wordml" xmlns:w16cei="http://schemas.microsoft.com/office/word/2026/wordml/cei" xmlns:w16cex="http://schemas.microsoft.com/office/word/2018/wordml/cex" xmlns:w16cid="http://schemas.microsoft.com/office/word/2016/wordml/cid" xmlns:w16="http://schemas.microsoft.com/office/word/2018/wordml" xmlns:w16sdtdh="http://schemas.microsoft.com/office/word/2020/wordml/sdtdatahash" xmlns:w16sdtfl="http://schemas.microsoft.com/office/word/2024/wordml/sdtformatlock" xmlns:w16se="http://schemas.microsoft.com/office/word/2015/wordml/symex" xmlns:w16du="http://schemas.microsoft.com/office/word/2023/wordml/word16du" xmlns:wne="http://schemas.microsoft.com/office/word/2006/wordml" mc:Ignorable="w14 w15 w16se w16cid w16 w16cex w16sdtdh w16sdtfl w16du wp14">
   <w:footnote w:type="separator" w:id="-1">
     <w:p>
       <w:pPr>
@@ -4918,7 +5830,7 @@
 </file>
 
 <file path=word/header1.xml><?xml version="1.0" encoding="utf-8"?>
-<w:hdr xmlns:wpc="http://schemas.microsoft.com/office/word/2010/wordprocessingCanvas" xmlns:cx="http://schemas.microsoft.com/office/drawing/2014/chartex" xmlns:cx1="http://schemas.microsoft.com/office/drawing/2015/9/8/chartex" xmlns:cx2="http://schemas.microsoft.com/office/drawing/2015/10/21/chartex" xmlns:cx3="http://schemas.microsoft.com/office/drawing/2016/5/9/chartex" xmlns:cx4="http://schemas.microsoft.com/office/drawing/2016/5/10/chartex" xmlns:cx5="http://schemas.microsoft.com/office/drawing/2016/5/11/chartex" xmlns:cx6="http://schemas.microsoft.com/office/drawing/2016/5/12/chartex" xmlns:cx7="http://schemas.microsoft.com/office/drawing/2016/5/13/chartex" xmlns:cx8="http://schemas.microsoft.com/office/drawing/2016/5/14/chartex" xmlns:mc="http://schemas.openxmlformats.org/markup-compatibility/2006" xmlns:aink="http://schemas.microsoft.com/office/drawing/2016/ink" xmlns:am3d="http://schemas.microsoft.com/office/drawing/2017/model3d" xmlns:o="urn:schemas-microsoft-com:office:office" xmlns:oel="http://schemas.microsoft.com/office/2019/extlst" xmlns:r="http://schemas.openxmlformats.org/officeDocument/2006/relationships" xmlns:m="http://schemas.openxmlformats.org/officeDocument/2006/math" xmlns:v="urn:schemas-microsoft-com:vml" xmlns:wp14="http://schemas.microsoft.com/office/word/2010/wordprocessingDrawing" xmlns:wp="http://schemas.openxmlformats.org/drawingml/2006/wordprocessingDrawing" xmlns:w10="urn:schemas-microsoft-com:office:word" xmlns:w="http://schemas.openxmlformats.org/wordprocessingml/2006/main" xmlns:w14="http://schemas.microsoft.com/office/word/2010/wordml" xmlns:w15="http://schemas.microsoft.com/office/word/2012/wordml" xmlns:w16cex="http://schemas.microsoft.com/office/word/2018/wordml/cex" xmlns:w16cid="http://schemas.microsoft.com/office/word/2016/wordml/cid" xmlns:w16="http://schemas.microsoft.com/office/word/2018/wordml" xmlns:w16du="http://schemas.microsoft.com/office/word/2023/wordml/word16du" xmlns:w16sdtdh="http://schemas.microsoft.com/office/word/2020/wordml/sdtdatahash" xmlns:w16sdtfl="http://schemas.microsoft.com/office/word/2024/wordml/sdtformatlock" xmlns:w16se="http://schemas.microsoft.com/office/word/2015/wordml/symex" xmlns:wpg="http://schemas.microsoft.com/office/word/2010/wordprocessingGroup" xmlns:wpi="http://schemas.microsoft.com/office/word/2010/wordprocessingInk" xmlns:wne="http://schemas.microsoft.com/office/word/2006/wordml" xmlns:wps="http://schemas.microsoft.com/office/word/2010/wordprocessingShape" mc:Ignorable="w14 w15 w16se w16cid w16 w16cex w16sdtdh w16sdtfl w16du wp14">
+<w:hdr xmlns:wpc="http://schemas.microsoft.com/office/word/2010/wordprocessingCanvas" xmlns:cx="http://schemas.microsoft.com/office/drawing/2014/chartex" xmlns:cx1="http://schemas.microsoft.com/office/drawing/2015/9/8/chartex" xmlns:cx2="http://schemas.microsoft.com/office/drawing/2015/10/21/chartex" xmlns:cx3="http://schemas.microsoft.com/office/drawing/2016/5/9/chartex" xmlns:cx4="http://schemas.microsoft.com/office/drawing/2016/5/10/chartex" xmlns:cx5="http://schemas.microsoft.com/office/drawing/2016/5/11/chartex" xmlns:cx6="http://schemas.microsoft.com/office/drawing/2016/5/12/chartex" xmlns:cx7="http://schemas.microsoft.com/office/drawing/2016/5/13/chartex" xmlns:cx8="http://schemas.microsoft.com/office/drawing/2016/5/14/chartex" xmlns:mc="http://schemas.openxmlformats.org/markup-compatibility/2006" xmlns:m="http://schemas.openxmlformats.org/officeDocument/2006/math" xmlns:aink="http://schemas.microsoft.com/office/drawing/2016/ink" xmlns:am3d="http://schemas.microsoft.com/office/drawing/2017/model3d" xmlns:oel="http://schemas.microsoft.com/office/2019/extlst" xmlns:r="http://schemas.openxmlformats.org/officeDocument/2006/relationships" xmlns:wp14="http://schemas.microsoft.com/office/word/2010/wordprocessingDrawing" xmlns:wp="http://schemas.openxmlformats.org/drawingml/2006/wordprocessingDrawing" xmlns:wpg="http://schemas.microsoft.com/office/word/2010/wordprocessingGroup" xmlns:wpi="http://schemas.microsoft.com/office/word/2010/wordprocessingInk" xmlns:wps="http://schemas.microsoft.com/office/word/2010/wordprocessingShape" xmlns:o="urn:schemas-microsoft-com:office:office" xmlns:v="urn:schemas-microsoft-com:vml" xmlns:w10="urn:schemas-microsoft-com:office:word" xmlns:w="http://schemas.openxmlformats.org/wordprocessingml/2006/main" xmlns:w14="http://schemas.microsoft.com/office/word/2010/wordml" xmlns:w15="http://schemas.microsoft.com/office/word/2012/wordml" xmlns:w16cei="http://schemas.microsoft.com/office/word/2026/wordml/cei" xmlns:w16cex="http://schemas.microsoft.com/office/word/2018/wordml/cex" xmlns:w16cid="http://schemas.microsoft.com/office/word/2016/wordml/cid" xmlns:w16="http://schemas.microsoft.com/office/word/2018/wordml" xmlns:w16sdtdh="http://schemas.microsoft.com/office/word/2020/wordml/sdtdatahash" xmlns:w16sdtfl="http://schemas.microsoft.com/office/word/2024/wordml/sdtformatlock" xmlns:w16se="http://schemas.microsoft.com/office/word/2015/wordml/symex" xmlns:w16du="http://schemas.microsoft.com/office/word/2023/wordml/word16du" xmlns:wne="http://schemas.microsoft.com/office/word/2006/wordml" mc:Ignorable="w14 w15 w16se w16cid w16 w16cex w16sdtdh w16sdtfl w16du wp14">
   <w:p>
     <w:pPr>
       <w:pStyle w:val="En-tte"/>
@@ -4985,7 +5897,7 @@
 </file>
 
 <file path=word/numbering.xml><?xml version="1.0" encoding="utf-8"?>
-<w:numbering xmlns:wpc="http://schemas.microsoft.com/office/word/2010/wordprocessingCanvas" xmlns:cx="http://schemas.microsoft.com/office/drawing/2014/chartex" xmlns:cx1="http://schemas.microsoft.com/office/drawing/2015/9/8/chartex" xmlns:cx2="http://schemas.microsoft.com/office/drawing/2015/10/21/chartex" xmlns:cx3="http://schemas.microsoft.com/office/drawing/2016/5/9/chartex" xmlns:cx4="http://schemas.microsoft.com/office/drawing/2016/5/10/chartex" xmlns:cx5="http://schemas.microsoft.com/office/drawing/2016/5/11/chartex" xmlns:cx6="http://schemas.microsoft.com/office/drawing/2016/5/12/chartex" xmlns:cx7="http://schemas.microsoft.com/office/drawing/2016/5/13/chartex" xmlns:cx8="http://schemas.microsoft.com/office/drawing/2016/5/14/chartex" xmlns:mc="http://schemas.openxmlformats.org/markup-compatibility/2006" xmlns:aink="http://schemas.microsoft.com/office/drawing/2016/ink" xmlns:am3d="http://schemas.microsoft.com/office/drawing/2017/model3d" xmlns:o="urn:schemas-microsoft-com:office:office" xmlns:oel="http://schemas.microsoft.com/office/2019/extlst" xmlns:r="http://schemas.openxmlformats.org/officeDocument/2006/relationships" xmlns:m="http://schemas.openxmlformats.org/officeDocument/2006/math" xmlns:v="urn:schemas-microsoft-com:vml" xmlns:wp14="http://schemas.microsoft.com/office/word/2010/wordprocessingDrawing" xmlns:wp="http://schemas.openxmlformats.org/drawingml/2006/wordprocessingDrawing" xmlns:w10="urn:schemas-microsoft-com:office:word" xmlns:w="http://schemas.openxmlformats.org/wordprocessingml/2006/main" xmlns:w14="http://schemas.microsoft.com/office/word/2010/wordml" xmlns:w15="http://schemas.microsoft.com/office/word/2012/wordml" xmlns:w16cex="http://schemas.microsoft.com/office/word/2018/wordml/cex" xmlns:w16cid="http://schemas.microsoft.com/office/word/2016/wordml/cid" xmlns:w16="http://schemas.microsoft.com/office/word/2018/wordml" xmlns:w16du="http://schemas.microsoft.com/office/word/2023/wordml/word16du" xmlns:w16sdtdh="http://schemas.microsoft.com/office/word/2020/wordml/sdtdatahash" xmlns:w16sdtfl="http://schemas.microsoft.com/office/word/2024/wordml/sdtformatlock" xmlns:w16se="http://schemas.microsoft.com/office/word/2015/wordml/symex" xmlns:wpg="http://schemas.microsoft.com/office/word/2010/wordprocessingGroup" xmlns:wpi="http://schemas.microsoft.com/office/word/2010/wordprocessingInk" xmlns:wne="http://schemas.microsoft.com/office/word/2006/wordml" xmlns:wps="http://schemas.microsoft.com/office/word/2010/wordprocessingShape" mc:Ignorable="w14 w15 w16se w16cid w16 w16cex w16sdtdh w16sdtfl w16du wp14">
+<w:numbering xmlns:wpc="http://schemas.microsoft.com/office/word/2010/wordprocessingCanvas" xmlns:cx="http://schemas.microsoft.com/office/drawing/2014/chartex" xmlns:cx1="http://schemas.microsoft.com/office/drawing/2015/9/8/chartex" xmlns:cx2="http://schemas.microsoft.com/office/drawing/2015/10/21/chartex" xmlns:cx3="http://schemas.microsoft.com/office/drawing/2016/5/9/chartex" xmlns:cx4="http://schemas.microsoft.com/office/drawing/2016/5/10/chartex" xmlns:cx5="http://schemas.microsoft.com/office/drawing/2016/5/11/chartex" xmlns:cx6="http://schemas.microsoft.com/office/drawing/2016/5/12/chartex" xmlns:cx7="http://schemas.microsoft.com/office/drawing/2016/5/13/chartex" xmlns:cx8="http://schemas.microsoft.com/office/drawing/2016/5/14/chartex" xmlns:mc="http://schemas.openxmlformats.org/markup-compatibility/2006" xmlns:m="http://schemas.openxmlformats.org/officeDocument/2006/math" xmlns:aink="http://schemas.microsoft.com/office/drawing/2016/ink" xmlns:am3d="http://schemas.microsoft.com/office/drawing/2017/model3d" xmlns:oel="http://schemas.microsoft.com/office/2019/extlst" xmlns:r="http://schemas.openxmlformats.org/officeDocument/2006/relationships" xmlns:wp14="http://schemas.microsoft.com/office/word/2010/wordprocessingDrawing" xmlns:wp="http://schemas.openxmlformats.org/drawingml/2006/wordprocessingDrawing" xmlns:wpg="http://schemas.microsoft.com/office/word/2010/wordprocessingGroup" xmlns:wpi="http://schemas.microsoft.com/office/word/2010/wordprocessingInk" xmlns:wps="http://schemas.microsoft.com/office/word/2010/wordprocessingShape" xmlns:o="urn:schemas-microsoft-com:office:office" xmlns:v="urn:schemas-microsoft-com:vml" xmlns:w10="urn:schemas-microsoft-com:office:word" xmlns:w="http://schemas.openxmlformats.org/wordprocessingml/2006/main" xmlns:w14="http://schemas.microsoft.com/office/word/2010/wordml" xmlns:w15="http://schemas.microsoft.com/office/word/2012/wordml" xmlns:w16cei="http://schemas.microsoft.com/office/word/2026/wordml/cei" xmlns:w16cex="http://schemas.microsoft.com/office/word/2018/wordml/cex" xmlns:w16cid="http://schemas.microsoft.com/office/word/2016/wordml/cid" xmlns:w16="http://schemas.microsoft.com/office/word/2018/wordml" xmlns:w16sdtdh="http://schemas.microsoft.com/office/word/2020/wordml/sdtdatahash" xmlns:w16sdtfl="http://schemas.microsoft.com/office/word/2024/wordml/sdtformatlock" xmlns:w16se="http://schemas.microsoft.com/office/word/2015/wordml/symex" xmlns:w16du="http://schemas.microsoft.com/office/word/2023/wordml/word16du" xmlns:wne="http://schemas.microsoft.com/office/word/2006/wordml" mc:Ignorable="w14 w15 w16se w16cid w16 w16cex w16sdtdh w16sdtfl w16du wp14">
   <w:abstractNum w:abstractNumId="0" w15:restartNumberingAfterBreak="0">
     <w:nsid w:val="FFFFFF7C"/>
     <w:multiLevelType w:val="singleLevel"/>
@@ -5304,7 +6216,7 @@
 </file>
 
 <file path=word/styles.xml><?xml version="1.0" encoding="utf-8"?>
-<w:styles xmlns:mc="http://schemas.openxmlformats.org/markup-compatibility/2006" xmlns:r="http://schemas.openxmlformats.org/officeDocument/2006/relationships" xmlns:w="http://schemas.openxmlformats.org/wordprocessingml/2006/main" xmlns:w14="http://schemas.microsoft.com/office/word/2010/wordml" xmlns:w15="http://schemas.microsoft.com/office/word/2012/wordml" xmlns:w16cex="http://schemas.microsoft.com/office/word/2018/wordml/cex" xmlns:w16cid="http://schemas.microsoft.com/office/word/2016/wordml/cid" xmlns:w16="http://schemas.microsoft.com/office/word/2018/wordml" xmlns:w16du="http://schemas.microsoft.com/office/word/2023/wordml/word16du" xmlns:w16sdtdh="http://schemas.microsoft.com/office/word/2020/wordml/sdtdatahash" xmlns:w16sdtfl="http://schemas.microsoft.com/office/word/2024/wordml/sdtformatlock" xmlns:w16se="http://schemas.microsoft.com/office/word/2015/wordml/symex" mc:Ignorable="w14 w15 w16se w16cid w16 w16cex w16sdtdh w16sdtfl w16du">
+<w:styles xmlns:mc="http://schemas.openxmlformats.org/markup-compatibility/2006" xmlns:r="http://schemas.openxmlformats.org/officeDocument/2006/relationships" xmlns:w="http://schemas.openxmlformats.org/wordprocessingml/2006/main" xmlns:w14="http://schemas.microsoft.com/office/word/2010/wordml" xmlns:w15="http://schemas.microsoft.com/office/word/2012/wordml" xmlns:w16cex="http://schemas.microsoft.com/office/word/2018/wordml/cex" xmlns:w16cid="http://schemas.microsoft.com/office/word/2016/wordml/cid" xmlns:w16="http://schemas.microsoft.com/office/word/2018/wordml" xmlns:w16sdtdh="http://schemas.microsoft.com/office/word/2020/wordml/sdtdatahash" xmlns:w16sdtfl="http://schemas.microsoft.com/office/word/2024/wordml/sdtformatlock" xmlns:w16se="http://schemas.microsoft.com/office/word/2015/wordml/symex" xmlns:w16du="http://schemas.microsoft.com/office/word/2023/wordml/word16du" mc:Ignorable="w14 w15 w16se w16cid w16 w16cex w16sdtdh w16sdtfl w16du">
   <w:docDefaults>
     <w:rPrDefault>
       <w:rPr>

--- a/templates_word/conventiona3p.docx
+++ b/templates_word/conventiona3p.docx
@@ -587,17 +587,6 @@
     </w:p>
     <w:p>
       <w:pPr>
-        <w:spacing w:before="120" w:after="120"/>
-        <w:jc w:val="center"/>
-        <w:rPr>
-          <w:b/>
-          <w:color w:val="000000"/>
-          <w:sz w:val="24"/>
-        </w:rPr>
-      </w:pPr>
-    </w:p>
-    <w:p>
-      <w:pPr>
         <w:rPr>
           <w:b/>
           <w:color w:val="000000"/>
@@ -616,23 +605,14 @@
     <w:p>
       <w:pPr>
         <w:spacing w:before="120" w:after="120"/>
+      </w:pPr>
+      <w:r>
         <w:rPr>
           <w:b/>
           <w:color w:val="000000"/>
           <w:sz w:val="24"/>
         </w:rPr>
-      </w:pPr>
-    </w:p>
-    <w:p>
-      <w:pPr>
-        <w:spacing w:before="120" w:after="120"/>
-      </w:pPr>
-      <w:r>
-        <w:rPr>
-          <w:b/>
-          <w:color w:val="000000"/>
-          <w:sz w:val="24"/>
-        </w:rPr>
+        <w:lastRenderedPageBreak/>
         <w:t>Article 1 - Objet</w:t>
       </w:r>
     </w:p>
@@ -984,15 +964,6 @@
       <w:r>
         <w:br w:type="page"/>
       </w:r>
-    </w:p>
-    <w:p>
-      <w:pPr>
-        <w:spacing w:before="200" w:after="120"/>
-        <w:rPr>
-          <w:sz w:val="24"/>
-          <w:szCs w:val="24"/>
-        </w:rPr>
-      </w:pPr>
       <w:r>
         <w:rPr>
           <w:b/>
@@ -1332,17 +1303,9 @@
       <w:r>
         <w:t>. Cette certification atteste de la qualité du processus mis en œuvre par les prestataires d'actions de formation concourant au développement des compétences.</w:t>
       </w:r>
-    </w:p>
-    <w:p>
       <w:r>
         <w:br w:type="page"/>
       </w:r>
-    </w:p>
-    <w:p>
-      <w:pPr>
-        <w:spacing w:before="160" w:after="80"/>
-        <w:jc w:val="both"/>
-      </w:pPr>
       <w:r>
         <w:rPr>
           <w:b/>
@@ -1606,27 +1569,12 @@
       <w:r>
         <w:br w:type="page"/>
       </w:r>
-    </w:p>
-    <w:p>
-      <w:pPr>
-        <w:spacing w:before="160" w:after="80"/>
-        <w:jc w:val="both"/>
-      </w:pPr>
-    </w:p>
-    <w:p>
-      <w:pPr>
-        <w:rPr>
-          <w:b/>
-          <w:color w:val="000000"/>
-          <w:sz w:val="24"/>
-          <w:szCs w:val="24"/>
-        </w:rPr>
-      </w:pPr>
       <w:r>
         <w:rPr>
           <w:b/>
           <w:sz w:val="24"/>
         </w:rPr>
+        <w:lastRenderedPageBreak/>
         <w:t>Article 5 - Modalités d'évaluation - contrôle des connaissances</w:t>
       </w:r>
     </w:p>
@@ -1781,29 +1729,22 @@
       </w:r>
     </w:p>
     <w:p>
-      <w:r>
-        <w:br w:type="page"/>
-      </w:r>
-    </w:p>
-    <w:p>
-      <w:pPr>
-        <w:spacing w:before="200" w:after="120"/>
-      </w:pPr>
-    </w:p>
-    <w:p>
-      <w:pPr>
-        <w:spacing w:before="200" w:after="120"/>
+      <w:pPr>
         <w:rPr>
           <w:sz w:val="24"/>
           <w:szCs w:val="24"/>
         </w:rPr>
       </w:pPr>
+      <w:r>
+        <w:br w:type="page"/>
+      </w:r>
       <w:r>
         <w:rPr>
           <w:b/>
           <w:sz w:val="24"/>
           <w:szCs w:val="24"/>
         </w:rPr>
+        <w:lastRenderedPageBreak/>
         <w:t>Article 6 - Nature de la sanction de la formation</w:t>
       </w:r>
     </w:p>
@@ -1893,11 +1834,6 @@
         </w:rPr>
         <w:br w:type="page"/>
       </w:r>
-    </w:p>
-    <w:p>
-      <w:pPr>
-        <w:spacing w:before="200" w:after="120"/>
-      </w:pPr>
       <w:r>
         <w:rPr>
           <w:b/>
@@ -3203,42 +3139,13 @@
         </w:rPr>
         <w:br w:type="page"/>
       </w:r>
-    </w:p>
-    <w:p>
-      <w:pPr>
-        <w:spacing w:before="200" w:after="120"/>
-        <w:jc w:val="both"/>
-        <w:rPr>
-          <w:b/>
-          <w:color w:val="000000"/>
-          <w:sz w:val="16"/>
-          <w:szCs w:val="16"/>
-        </w:rPr>
-      </w:pPr>
-    </w:p>
-    <w:p>
-      <w:pPr>
+      <w:r>
         <w:rPr>
           <w:b/>
           <w:color w:val="000000"/>
           <w:sz w:val="24"/>
         </w:rPr>
-      </w:pPr>
-    </w:p>
-    <w:p>
-      <w:pPr>
-        <w:rPr>
-          <w:b/>
-          <w:color w:val="000000"/>
-          <w:sz w:val="24"/>
-        </w:rPr>
-      </w:pPr>
-      <w:r>
-        <w:rPr>
-          <w:b/>
-          <w:color w:val="000000"/>
-          <w:sz w:val="24"/>
-        </w:rPr>
+        <w:lastRenderedPageBreak/>
         <w:t>Article 9 - Interruption de stage</w:t>
       </w:r>
     </w:p>
@@ -3478,16 +3385,6 @@
       <w:r>
         <w:br w:type="page"/>
       </w:r>
-    </w:p>
-    <w:p>
-      <w:pPr>
-        <w:rPr>
-          <w:b/>
-          <w:bCs/>
-          <w:sz w:val="24"/>
-          <w:szCs w:val="24"/>
-        </w:rPr>
-      </w:pPr>
       <w:r>
         <w:rPr>
           <w:b/>
@@ -4113,11 +4010,6 @@
         <w:br w:type="page"/>
       </w:r>
     </w:p>
-    <w:p>
-      <w:pPr>
-        <w:spacing w:after="80"/>
-      </w:pPr>
-    </w:p>
     <w:tbl>
       <w:tblPr>
         <w:tblW w:w="0" w:type="auto"/>
@@ -4162,6 +4054,7 @@
                 <w:color w:val="000000"/>
                 <w:sz w:val="26"/>
               </w:rPr>
+              <w:lastRenderedPageBreak/>
               <w:t>RÈGLEMENT INTÉRIEUR</w:t>
             </w:r>
           </w:p>
@@ -4391,7 +4284,6 @@
         <w:jc w:val="both"/>
       </w:pPr>
       <w:r>
-        <w:lastRenderedPageBreak/>
         <w:t>Les stagiaires auront accès lors des pauses aux postes de distribution de boissons non alcoolisées.</w:t>
       </w:r>
     </w:p>
@@ -4399,24 +4291,14 @@
       <w:pPr>
         <w:spacing w:before="200" w:after="120"/>
         <w:jc w:val="both"/>
+      </w:pPr>
+      <w:r>
         <w:rPr>
           <w:b/>
           <w:color w:val="000000"/>
           <w:sz w:val="24"/>
         </w:rPr>
-      </w:pPr>
-    </w:p>
-    <w:p>
-      <w:pPr>
-        <w:spacing w:before="200" w:after="120"/>
-        <w:jc w:val="both"/>
-      </w:pPr>
-      <w:r>
-        <w:rPr>
-          <w:b/>
-          <w:color w:val="000000"/>
-          <w:sz w:val="24"/>
-        </w:rPr>
+        <w:lastRenderedPageBreak/>
         <w:t>Article 5 - Interdiction de fumer</w:t>
       </w:r>
     </w:p>
@@ -4576,20 +4458,14 @@
     </w:p>
     <w:p>
       <w:pPr>
-        <w:spacing w:before="200" w:after="120"/>
+        <w:spacing w:after="80"/>
         <w:jc w:val="both"/>
-        <w:rPr>
-          <w:b/>
-          <w:color w:val="000000"/>
-          <w:sz w:val="24"/>
-        </w:rPr>
-      </w:pPr>
-    </w:p>
-    <w:p>
-      <w:pPr>
-        <w:spacing w:before="200" w:after="120"/>
-        <w:jc w:val="both"/>
-      </w:pPr>
+      </w:pPr>
+    </w:p>
+    <w:p>
+      <w:r>
+        <w:br w:type="page"/>
+      </w:r>
       <w:r>
         <w:rPr>
           <w:b/>
@@ -4740,25 +4616,11 @@
         </w:rPr>
         <w:br w:type="page"/>
       </w:r>
-    </w:p>
-    <w:p>
-      <w:pPr>
-        <w:spacing w:before="160" w:after="80"/>
-        <w:jc w:val="both"/>
+      <w:r>
         <w:rPr>
           <w:b/>
         </w:rPr>
-      </w:pPr>
-    </w:p>
-    <w:p>
-      <w:pPr>
-        <w:spacing w:before="160" w:after="80"/>
-        <w:jc w:val="both"/>
-      </w:pPr>
-      <w:r>
-        <w:rPr>
-          <w:b/>
-        </w:rPr>
+        <w:lastRenderedPageBreak/>
         <w:t>SECTION 3 : MESURES DISCIPLINAIRES</w:t>
       </w:r>
     </w:p>

--- a/templates_word/conventiona3p.docx
+++ b/templates_word/conventiona3p.docx
@@ -957,7 +957,19 @@
         <w:rPr>
           <w:b/>
         </w:rPr>
-        <w:t xml:space="preserve">Code RNCP/RS : </w:t>
+        <w:t>Code RNCP/RS :</w:t>
+      </w:r>
+      <w:r>
+        <w:rPr>
+          <w:b/>
+        </w:rPr>
+        <w:t xml:space="preserve"> 38002</w:t>
+      </w:r>
+      <w:r>
+        <w:rPr>
+          <w:b/>
+        </w:rPr>
+        <w:t xml:space="preserve"> </w:t>
       </w:r>
     </w:p>
     <w:p>
